--- a/APP_MRMS_Architecture_Pack.docx
+++ b/APP_MRMS_Architecture_Pack.docx
@@ -14219,7 +14219,7 @@
                 <w:sz w:val="20"/>
                 <w:szCs w:val="20"/>
               </w:rPr>
-              <w:t>Programme name, e.g. ‘Programme 2: Immovable Asset Management’</w:t>
+              <w:t>Programme name, e.g. 'Programme 1', 'Programme 2A', 'Programme 2B', 'Programme 3', 'Programme 4'</w:t>
             </w:r>
           </w:p>
         </w:tc>
@@ -14814,7 +14814,7 @@
                 <w:sz w:val="20"/>
                 <w:szCs w:val="20"/>
               </w:rPr>
-              <w:t>Project / Key Deliverable reference number</w:t>
+              <w:t>Project ID (Title display name), e.g. 'COMM-PJ-002'; unique &amp; indexed</w:t>
             </w:r>
           </w:p>
         </w:tc>
@@ -14835,26 +14835,23 @@
               <w:bottom w:val="single" w:sz="2" w:space="0" w:color="BFBFBF"/>
               <w:right w:val="single" w:sz="2" w:space="0" w:color="BFBFBF"/>
             </w:tcBorders>
-            <w:shd w:val="clear" w:color="auto" w:fill="F2F2F2"/>
-            <w:tcMar>
-              <w:top w:w="80" w:type="dxa"/>
-              <w:left w:w="120" w:type="dxa"/>
-              <w:bottom w:w="80" w:type="dxa"/>
-              <w:right w:w="120" w:type="dxa"/>
-            </w:tcMar>
-            <w:vAlign w:val="center"/>
-          </w:tcPr>
-          <w:p>
-            <w:proofErr w:type="spellStart"/>
-            <w:r>
-              <w:rPr>
-                <w:color w:val="000000"/>
-                <w:sz w:val="20"/>
-                <w:szCs w:val="20"/>
-              </w:rPr>
-              <w:t>PriorityChallenge</w:t>
-            </w:r>
-            <w:proofErr w:type="spellEnd"/>
+            <w:tcMar>
+              <w:top w:w="80" w:type="dxa"/>
+              <w:left w:w="120" w:type="dxa"/>
+              <w:bottom w:w="80" w:type="dxa"/>
+              <w:right w:w="120" w:type="dxa"/>
+            </w:tcMar>
+            <w:vAlign w:val="center"/>
+          </w:tcPr>
+          <w:p>
+            <w:r>
+              <w:rPr>
+                <w:color w:val="000000"/>
+                <w:sz w:val="20"/>
+                <w:szCs w:val="20"/>
+              </w:rPr>
+              <w:t>ProjectCode</w:t>
+            </w:r>
           </w:p>
         </w:tc>
         <w:tc>
@@ -14866,23 +14863,22 @@
               <w:bottom w:val="single" w:sz="2" w:space="0" w:color="BFBFBF"/>
               <w:right w:val="single" w:sz="2" w:space="0" w:color="BFBFBF"/>
             </w:tcBorders>
-            <w:shd w:val="clear" w:color="auto" w:fill="F2F2F2"/>
-            <w:tcMar>
-              <w:top w:w="80" w:type="dxa"/>
-              <w:left w:w="120" w:type="dxa"/>
-              <w:bottom w:w="80" w:type="dxa"/>
-              <w:right w:w="120" w:type="dxa"/>
-            </w:tcMar>
-            <w:vAlign w:val="center"/>
-          </w:tcPr>
-          <w:p>
-            <w:r>
-              <w:rPr>
-                <w:color w:val="000000"/>
-                <w:sz w:val="20"/>
-                <w:szCs w:val="20"/>
-              </w:rPr>
-              <w:t>Multiple lines of text</w:t>
+            <w:tcMar>
+              <w:top w:w="80" w:type="dxa"/>
+              <w:left w:w="120" w:type="dxa"/>
+              <w:bottom w:w="80" w:type="dxa"/>
+              <w:right w:w="120" w:type="dxa"/>
+            </w:tcMar>
+            <w:vAlign w:val="center"/>
+          </w:tcPr>
+          <w:p>
+            <w:r>
+              <w:rPr>
+                <w:color w:val="000000"/>
+                <w:sz w:val="20"/>
+                <w:szCs w:val="20"/>
+              </w:rPr>
+              <w:t>Single line text</w:t>
             </w:r>
           </w:p>
         </w:tc>
@@ -14895,16 +14891,24 @@
               <w:bottom w:val="single" w:sz="2" w:space="0" w:color="BFBFBF"/>
               <w:right w:val="single" w:sz="2" w:space="0" w:color="BFBFBF"/>
             </w:tcBorders>
-            <w:shd w:val="clear" w:color="auto" w:fill="F2F2F2"/>
-            <w:tcMar>
-              <w:top w:w="80" w:type="dxa"/>
-              <w:left w:w="120" w:type="dxa"/>
-              <w:bottom w:w="80" w:type="dxa"/>
-              <w:right w:w="120" w:type="dxa"/>
-            </w:tcMar>
-            <w:vAlign w:val="center"/>
-          </w:tcPr>
-          <w:p/>
+            <w:tcMar>
+              <w:top w:w="80" w:type="dxa"/>
+              <w:left w:w="120" w:type="dxa"/>
+              <w:bottom w:w="80" w:type="dxa"/>
+              <w:right w:w="120" w:type="dxa"/>
+            </w:tcMar>
+            <w:vAlign w:val="center"/>
+          </w:tcPr>
+          <w:p>
+            <w:r>
+              <w:rPr>
+                <w:color w:val="000000"/>
+                <w:sz w:val="20"/>
+                <w:szCs w:val="20"/>
+              </w:rPr>
+              <w:t>Optional project code (e.g. 'COMM-PJ-002')</w:t>
+            </w:r>
+          </w:p>
         </w:tc>
       </w:tr>
       <w:tr>
@@ -14923,6 +14927,7 @@
               <w:bottom w:val="single" w:sz="2" w:space="0" w:color="BFBFBF"/>
               <w:right w:val="single" w:sz="2" w:space="0" w:color="BFBFBF"/>
             </w:tcBorders>
+            <w:shd w:val="clear" w:color="auto" w:fill="F2F2F2"/>
             <w:tcMar>
               <w:top w:w="80" w:type="dxa"/>
               <w:left w:w="120" w:type="dxa"/>
@@ -14939,7 +14944,7 @@
                 <w:sz w:val="20"/>
                 <w:szCs w:val="20"/>
               </w:rPr>
-              <w:t>KeyDeliverable</w:t>
+              <w:t>PriorityChallenge</w:t>
             </w:r>
             <w:proofErr w:type="spellEnd"/>
           </w:p>
@@ -14953,6 +14958,7 @@
               <w:bottom w:val="single" w:sz="2" w:space="0" w:color="BFBFBF"/>
               <w:right w:val="single" w:sz="2" w:space="0" w:color="BFBFBF"/>
             </w:tcBorders>
+            <w:shd w:val="clear" w:color="auto" w:fill="F2F2F2"/>
             <w:tcMar>
               <w:top w:w="80" w:type="dxa"/>
               <w:left w:w="120" w:type="dxa"/>
@@ -14981,15 +14987,18 @@
               <w:bottom w:val="single" w:sz="2" w:space="0" w:color="BFBFBF"/>
               <w:right w:val="single" w:sz="2" w:space="0" w:color="BFBFBF"/>
             </w:tcBorders>
-            <w:tcMar>
-              <w:top w:w="80" w:type="dxa"/>
-              <w:left w:w="120" w:type="dxa"/>
-              <w:bottom w:w="80" w:type="dxa"/>
-              <w:right w:w="120" w:type="dxa"/>
-            </w:tcMar>
-            <w:vAlign w:val="center"/>
-          </w:tcPr>
-          <w:p/>
+            <w:shd w:val="clear" w:color="auto" w:fill="F2F2F2"/>
+            <w:tcMar>
+              <w:top w:w="80" w:type="dxa"/>
+              <w:left w:w="120" w:type="dxa"/>
+              <w:bottom w:w="80" w:type="dxa"/>
+              <w:right w:w="120" w:type="dxa"/>
+            </w:tcMar>
+            <w:vAlign w:val="center"/>
+          </w:tcPr>
+          <w:p>
+            <w:r/>
+          </w:p>
         </w:tc>
       </w:tr>
       <w:tr>
@@ -15025,7 +15034,7 @@
                 <w:sz w:val="20"/>
                 <w:szCs w:val="20"/>
               </w:rPr>
-              <w:t>AnnualTarget</w:t>
+              <w:t>ProjectGoalDescription</w:t>
             </w:r>
             <w:proofErr w:type="spellEnd"/>
           </w:p>
@@ -15079,12 +15088,7 @@
           </w:tcPr>
           <w:p>
             <w:r>
-              <w:rPr>
-                <w:color w:val="000000"/>
-                <w:sz w:val="20"/>
-                <w:szCs w:val="20"/>
-              </w:rPr>
-              <w:t>Free text target, e.g. ‘50 vacant positions filled’</w:t>
+              <w:t>Project goal description</w:t>
             </w:r>
           </w:p>
         </w:tc>
@@ -15114,14 +15118,16 @@
             <w:vAlign w:val="center"/>
           </w:tcPr>
           <w:p>
-            <w:r>
-              <w:rPr>
-                <w:color w:val="000000"/>
-                <w:sz w:val="20"/>
-                <w:szCs w:val="20"/>
-              </w:rPr>
-              <w:t>Reference</w:t>
-            </w:r>
+            <w:proofErr w:type="spellStart"/>
+            <w:r>
+              <w:rPr>
+                <w:color w:val="000000"/>
+                <w:sz w:val="20"/>
+                <w:szCs w:val="20"/>
+              </w:rPr>
+              <w:t>KeyDeliverable</w:t>
+            </w:r>
+            <w:proofErr w:type="spellEnd"/>
           </w:p>
         </w:tc>
         <w:tc>
@@ -15148,7 +15154,7 @@
                 <w:sz w:val="20"/>
                 <w:szCs w:val="20"/>
               </w:rPr>
-              <w:t>Single line text</w:t>
+              <w:t>Multiple lines of text</w:t>
             </w:r>
           </w:p>
         </w:tc>
@@ -15169,16 +15175,7 @@
             </w:tcMar>
             <w:vAlign w:val="center"/>
           </w:tcPr>
-          <w:p>
-            <w:r>
-              <w:rPr>
-                <w:color w:val="000000"/>
-                <w:sz w:val="20"/>
-                <w:szCs w:val="20"/>
-              </w:rPr>
-              <w:t>e.g. Lekgotla 2025/26, MEC Budget Speech 2025/26</w:t>
-            </w:r>
-          </w:p>
+          <w:p/>
         </w:tc>
       </w:tr>
       <w:tr>
@@ -15207,14 +15204,16 @@
             <w:vAlign w:val="center"/>
           </w:tcPr>
           <w:p>
-            <w:r>
-              <w:rPr>
-                <w:color w:val="000000"/>
-                <w:sz w:val="20"/>
-                <w:szCs w:val="20"/>
-              </w:rPr>
-              <w:t>Budget</w:t>
-            </w:r>
+            <w:proofErr w:type="spellStart"/>
+            <w:r>
+              <w:rPr>
+                <w:color w:val="000000"/>
+                <w:sz w:val="20"/>
+                <w:szCs w:val="20"/>
+              </w:rPr>
+              <w:t>AnnualTarget</w:t>
+            </w:r>
+            <w:proofErr w:type="spellEnd"/>
           </w:p>
         </w:tc>
         <w:tc>
@@ -15242,7 +15241,7 @@
                 <w:sz w:val="20"/>
                 <w:szCs w:val="20"/>
               </w:rPr>
-              <w:t>Currency</w:t>
+              <w:t>Multiple lines of text</w:t>
             </w:r>
           </w:p>
         </w:tc>
@@ -15271,7 +15270,7 @@
                 <w:sz w:val="20"/>
                 <w:szCs w:val="20"/>
               </w:rPr>
-              <w:t>Rand value; free-text variants migrated/normalised on import</w:t>
+              <w:t>Free text target, e.g. ‘50 vacant positions filled’</w:t>
             </w:r>
           </w:p>
         </w:tc>
@@ -15307,7 +15306,7 @@
                 <w:sz w:val="20"/>
                 <w:szCs w:val="20"/>
               </w:rPr>
-              <w:t>Programme</w:t>
+              <w:t>Reference</w:t>
             </w:r>
           </w:p>
         </w:tc>
@@ -15335,7 +15334,7 @@
                 <w:sz w:val="20"/>
                 <w:szCs w:val="20"/>
               </w:rPr>
-              <w:t>Lookup (Programmes)</w:t>
+              <w:t>Single line text</w:t>
             </w:r>
           </w:p>
         </w:tc>
@@ -15363,7 +15362,7 @@
                 <w:sz w:val="20"/>
                 <w:szCs w:val="20"/>
               </w:rPr>
-              <w:t>Indexed – required for delegation at scale</w:t>
+              <w:t>e.g. Lekgotla 2025/26, MEC Budget Speech 2025/26</w:t>
             </w:r>
           </w:p>
         </w:tc>
@@ -15400,7 +15399,7 @@
                 <w:sz w:val="20"/>
                 <w:szCs w:val="20"/>
               </w:rPr>
-              <w:t>Responsibility</w:t>
+              <w:t>Budget</w:t>
             </w:r>
           </w:p>
         </w:tc>
@@ -15429,7 +15428,7 @@
                 <w:sz w:val="20"/>
                 <w:szCs w:val="20"/>
               </w:rPr>
-              <w:t>Person</w:t>
+              <w:t>Single line text</w:t>
             </w:r>
           </w:p>
         </w:tc>
@@ -15458,7 +15457,7 @@
                 <w:sz w:val="20"/>
                 <w:szCs w:val="20"/>
               </w:rPr>
-              <w:t>Accountable Director/Deputy Director</w:t>
+              <w:t>Rand value; stored as text per live CSV schema (values like 'R150000.00' or '2.5e+007')</w:t>
             </w:r>
           </w:p>
         </w:tc>
@@ -15494,18 +15493,8 @@
                 <w:sz w:val="20"/>
                 <w:szCs w:val="20"/>
               </w:rPr>
-              <w:t xml:space="preserve">StartDate / </w:t>
-            </w:r>
-            <w:proofErr w:type="spellStart"/>
-            <w:r>
-              <w:rPr>
-                <w:color w:val="000000"/>
-                <w:sz w:val="20"/>
-                <w:szCs w:val="20"/>
-              </w:rPr>
-              <w:t>CompletionDate</w:t>
-            </w:r>
-            <w:proofErr w:type="spellEnd"/>
+              <w:t>Programme</w:t>
+            </w:r>
           </w:p>
         </w:tc>
         <w:tc>
@@ -15532,7 +15521,7 @@
                 <w:sz w:val="20"/>
                 <w:szCs w:val="20"/>
               </w:rPr>
-              <w:t>Date and Time</w:t>
+              <w:t>Single line text</w:t>
             </w:r>
           </w:p>
         </w:tc>
@@ -15553,7 +15542,16 @@
             </w:tcMar>
             <w:vAlign w:val="center"/>
           </w:tcPr>
-          <w:p/>
+          <w:p>
+            <w:r>
+              <w:rPr>
+                <w:color w:val="000000"/>
+                <w:sz w:val="20"/>
+                <w:szCs w:val="20"/>
+              </w:rPr>
+              <w:t>⚠ Text, not a Lookup — matches Directorates.Programme</w:t>
+            </w:r>
+          </w:p>
         </w:tc>
       </w:tr>
       <w:tr>
@@ -15572,6 +15570,98 @@
               <w:bottom w:val="single" w:sz="2" w:space="0" w:color="BFBFBF"/>
               <w:right w:val="single" w:sz="2" w:space="0" w:color="BFBFBF"/>
             </w:tcBorders>
+            <w:tcMar>
+              <w:top w:w="80" w:type="dxa"/>
+              <w:left w:w="120" w:type="dxa"/>
+              <w:bottom w:w="80" w:type="dxa"/>
+              <w:right w:w="120" w:type="dxa"/>
+            </w:tcMar>
+            <w:vAlign w:val="center"/>
+          </w:tcPr>
+          <w:p>
+            <w:r>
+              <w:rPr>
+                <w:color w:val="000000"/>
+                <w:sz w:val="20"/>
+                <w:szCs w:val="20"/>
+              </w:rPr>
+              <w:t>Directorate (+ Directorate: Title)</w:t>
+            </w:r>
+          </w:p>
+        </w:tc>
+        <w:tc>
+          <w:tcPr>
+            <w:tcW w:w="2200" w:type="dxa"/>
+            <w:tcBorders>
+              <w:top w:val="single" w:sz="2" w:space="0" w:color="BFBFBF"/>
+              <w:left w:val="single" w:sz="2" w:space="0" w:color="BFBFBF"/>
+              <w:bottom w:val="single" w:sz="2" w:space="0" w:color="BFBFBF"/>
+              <w:right w:val="single" w:sz="2" w:space="0" w:color="BFBFBF"/>
+            </w:tcBorders>
+            <w:tcMar>
+              <w:top w:w="80" w:type="dxa"/>
+              <w:left w:w="120" w:type="dxa"/>
+              <w:bottom w:w="80" w:type="dxa"/>
+              <w:right w:w="120" w:type="dxa"/>
+            </w:tcMar>
+            <w:vAlign w:val="center"/>
+          </w:tcPr>
+          <w:p>
+            <w:r>
+              <w:rPr>
+                <w:color w:val="000000"/>
+                <w:sz w:val="20"/>
+                <w:szCs w:val="20"/>
+              </w:rPr>
+              <w:t>Lookup (Directorates)</w:t>
+            </w:r>
+          </w:p>
+        </w:tc>
+        <w:tc>
+          <w:tcPr>
+            <w:tcW w:w="4860" w:type="dxa"/>
+            <w:tcBorders>
+              <w:top w:val="single" w:sz="2" w:space="0" w:color="BFBFBF"/>
+              <w:left w:val="single" w:sz="2" w:space="0" w:color="BFBFBF"/>
+              <w:bottom w:val="single" w:sz="2" w:space="0" w:color="BFBFBF"/>
+              <w:right w:val="single" w:sz="2" w:space="0" w:color="BFBFBF"/>
+            </w:tcBorders>
+            <w:tcMar>
+              <w:top w:w="80" w:type="dxa"/>
+              <w:left w:w="120" w:type="dxa"/>
+              <w:bottom w:w="80" w:type="dxa"/>
+              <w:right w:w="120" w:type="dxa"/>
+            </w:tcMar>
+            <w:vAlign w:val="center"/>
+          </w:tcPr>
+          <w:p>
+            <w:r>
+              <w:rPr>
+                <w:color w:val="000000"/>
+                <w:sz w:val="20"/>
+                <w:szCs w:val="20"/>
+              </w:rPr>
+              <w:t>Directorate code; 'Directorate: Title' projection shows the full directorate name</w:t>
+            </w:r>
+          </w:p>
+        </w:tc>
+      </w:tr>
+      <w:tr>
+        <w:tblPrEx>
+          <w:tblCellMar>
+            <w:top w:w="0" w:type="dxa"/>
+            <w:bottom w:w="0" w:type="dxa"/>
+          </w:tblCellMar>
+        </w:tblPrEx>
+        <w:tc>
+          <w:tcPr>
+            <w:tcW w:w="2300" w:type="dxa"/>
+            <w:tcBorders>
+              <w:top w:val="single" w:sz="2" w:space="0" w:color="BFBFBF"/>
+              <w:left w:val="single" w:sz="2" w:space="0" w:color="BFBFBF"/>
+              <w:bottom w:val="single" w:sz="2" w:space="0" w:color="BFBFBF"/>
+              <w:right w:val="single" w:sz="2" w:space="0" w:color="BFBFBF"/>
+            </w:tcBorders>
             <w:shd w:val="clear" w:color="auto" w:fill="F2F2F2"/>
             <w:tcMar>
               <w:top w:w="80" w:type="dxa"/>
@@ -15582,6 +15672,108 @@
             <w:vAlign w:val="center"/>
           </w:tcPr>
           <w:p>
+            <w:r>
+              <w:rPr>
+                <w:color w:val="000000"/>
+                <w:sz w:val="20"/>
+                <w:szCs w:val="20"/>
+              </w:rPr>
+              <w:t>Responsibility</w:t>
+            </w:r>
+          </w:p>
+        </w:tc>
+        <w:tc>
+          <w:tcPr>
+            <w:tcW w:w="2200" w:type="dxa"/>
+            <w:tcBorders>
+              <w:top w:val="single" w:sz="2" w:space="0" w:color="BFBFBF"/>
+              <w:left w:val="single" w:sz="2" w:space="0" w:color="BFBFBF"/>
+              <w:bottom w:val="single" w:sz="2" w:space="0" w:color="BFBFBF"/>
+              <w:right w:val="single" w:sz="2" w:space="0" w:color="BFBFBF"/>
+            </w:tcBorders>
+            <w:shd w:val="clear" w:color="auto" w:fill="F2F2F2"/>
+            <w:tcMar>
+              <w:top w:w="80" w:type="dxa"/>
+              <w:left w:w="120" w:type="dxa"/>
+              <w:bottom w:w="80" w:type="dxa"/>
+              <w:right w:w="120" w:type="dxa"/>
+            </w:tcMar>
+            <w:vAlign w:val="center"/>
+          </w:tcPr>
+          <w:p>
+            <w:r>
+              <w:rPr>
+                <w:color w:val="000000"/>
+                <w:sz w:val="20"/>
+                <w:szCs w:val="20"/>
+              </w:rPr>
+              <w:t>Person</w:t>
+            </w:r>
+          </w:p>
+        </w:tc>
+        <w:tc>
+          <w:tcPr>
+            <w:tcW w:w="4860" w:type="dxa"/>
+            <w:tcBorders>
+              <w:top w:val="single" w:sz="2" w:space="0" w:color="BFBFBF"/>
+              <w:left w:val="single" w:sz="2" w:space="0" w:color="BFBFBF"/>
+              <w:bottom w:val="single" w:sz="2" w:space="0" w:color="BFBFBF"/>
+              <w:right w:val="single" w:sz="2" w:space="0" w:color="BFBFBF"/>
+            </w:tcBorders>
+            <w:shd w:val="clear" w:color="auto" w:fill="F2F2F2"/>
+            <w:tcMar>
+              <w:top w:w="80" w:type="dxa"/>
+              <w:left w:w="120" w:type="dxa"/>
+              <w:bottom w:w="80" w:type="dxa"/>
+              <w:right w:w="120" w:type="dxa"/>
+            </w:tcMar>
+            <w:vAlign w:val="center"/>
+          </w:tcPr>
+          <w:p>
+            <w:r>
+              <w:rPr>
+                <w:color w:val="000000"/>
+                <w:sz w:val="20"/>
+                <w:szCs w:val="20"/>
+              </w:rPr>
+              <w:t>Accountable Director/Deputy Director</w:t>
+            </w:r>
+          </w:p>
+        </w:tc>
+      </w:tr>
+      <w:tr>
+        <w:tblPrEx>
+          <w:tblCellMar>
+            <w:top w:w="0" w:type="dxa"/>
+            <w:bottom w:w="0" w:type="dxa"/>
+          </w:tblCellMar>
+        </w:tblPrEx>
+        <w:tc>
+          <w:tcPr>
+            <w:tcW w:w="2300" w:type="dxa"/>
+            <w:tcBorders>
+              <w:top w:val="single" w:sz="2" w:space="0" w:color="BFBFBF"/>
+              <w:left w:val="single" w:sz="2" w:space="0" w:color="BFBFBF"/>
+              <w:bottom w:val="single" w:sz="2" w:space="0" w:color="BFBFBF"/>
+              <w:right w:val="single" w:sz="2" w:space="0" w:color="BFBFBF"/>
+            </w:tcBorders>
+            <w:tcMar>
+              <w:top w:w="80" w:type="dxa"/>
+              <w:left w:w="120" w:type="dxa"/>
+              <w:bottom w:w="80" w:type="dxa"/>
+              <w:right w:w="120" w:type="dxa"/>
+            </w:tcMar>
+            <w:vAlign w:val="center"/>
+          </w:tcPr>
+          <w:p>
+            <w:r>
+              <w:rPr>
+                <w:color w:val="000000"/>
+                <w:sz w:val="20"/>
+                <w:szCs w:val="20"/>
+              </w:rPr>
+              <w:t xml:space="preserve">StartDate / </w:t>
+            </w:r>
             <w:proofErr w:type="spellStart"/>
             <w:r>
               <w:rPr>
@@ -15589,6 +15781,92 @@
                 <w:sz w:val="20"/>
                 <w:szCs w:val="20"/>
               </w:rPr>
+              <w:t>CompletionDate</w:t>
+            </w:r>
+            <w:proofErr w:type="spellEnd"/>
+          </w:p>
+        </w:tc>
+        <w:tc>
+          <w:tcPr>
+            <w:tcW w:w="2200" w:type="dxa"/>
+            <w:tcBorders>
+              <w:top w:val="single" w:sz="2" w:space="0" w:color="BFBFBF"/>
+              <w:left w:val="single" w:sz="2" w:space="0" w:color="BFBFBF"/>
+              <w:bottom w:val="single" w:sz="2" w:space="0" w:color="BFBFBF"/>
+              <w:right w:val="single" w:sz="2" w:space="0" w:color="BFBFBF"/>
+            </w:tcBorders>
+            <w:tcMar>
+              <w:top w:w="80" w:type="dxa"/>
+              <w:left w:w="120" w:type="dxa"/>
+              <w:bottom w:w="80" w:type="dxa"/>
+              <w:right w:w="120" w:type="dxa"/>
+            </w:tcMar>
+            <w:vAlign w:val="center"/>
+          </w:tcPr>
+          <w:p>
+            <w:r>
+              <w:rPr>
+                <w:color w:val="000000"/>
+                <w:sz w:val="20"/>
+                <w:szCs w:val="20"/>
+              </w:rPr>
+              <w:t>Date and Time</w:t>
+            </w:r>
+          </w:p>
+        </w:tc>
+        <w:tc>
+          <w:tcPr>
+            <w:tcW w:w="4860" w:type="dxa"/>
+            <w:tcBorders>
+              <w:top w:val="single" w:sz="2" w:space="0" w:color="BFBFBF"/>
+              <w:left w:val="single" w:sz="2" w:space="0" w:color="BFBFBF"/>
+              <w:bottom w:val="single" w:sz="2" w:space="0" w:color="BFBFBF"/>
+              <w:right w:val="single" w:sz="2" w:space="0" w:color="BFBFBF"/>
+            </w:tcBorders>
+            <w:tcMar>
+              <w:top w:w="80" w:type="dxa"/>
+              <w:left w:w="120" w:type="dxa"/>
+              <w:bottom w:w="80" w:type="dxa"/>
+              <w:right w:w="120" w:type="dxa"/>
+            </w:tcMar>
+            <w:vAlign w:val="center"/>
+          </w:tcPr>
+          <w:p/>
+        </w:tc>
+      </w:tr>
+      <w:tr>
+        <w:tblPrEx>
+          <w:tblCellMar>
+            <w:top w:w="0" w:type="dxa"/>
+            <w:bottom w:w="0" w:type="dxa"/>
+          </w:tblCellMar>
+        </w:tblPrEx>
+        <w:tc>
+          <w:tcPr>
+            <w:tcW w:w="2300" w:type="dxa"/>
+            <w:tcBorders>
+              <w:top w:val="single" w:sz="2" w:space="0" w:color="BFBFBF"/>
+              <w:left w:val="single" w:sz="2" w:space="0" w:color="BFBFBF"/>
+              <w:bottom w:val="single" w:sz="2" w:space="0" w:color="BFBFBF"/>
+              <w:right w:val="single" w:sz="2" w:space="0" w:color="BFBFBF"/>
+            </w:tcBorders>
+            <w:shd w:val="clear" w:color="auto" w:fill="F2F2F2"/>
+            <w:tcMar>
+              <w:top w:w="80" w:type="dxa"/>
+              <w:left w:w="120" w:type="dxa"/>
+              <w:bottom w:w="80" w:type="dxa"/>
+              <w:right w:w="120" w:type="dxa"/>
+            </w:tcMar>
+            <w:vAlign w:val="center"/>
+          </w:tcPr>
+          <w:p>
+            <w:proofErr w:type="spellStart"/>
+            <w:r>
+              <w:rPr>
+                <w:color w:val="000000"/>
+                <w:sz w:val="20"/>
+                <w:szCs w:val="20"/>
+              </w:rPr>
               <w:t>FinancialYear</w:t>
             </w:r>
             <w:proofErr w:type="spellEnd"/>
@@ -15648,7 +15926,7 @@
                 <w:sz w:val="20"/>
                 <w:szCs w:val="20"/>
               </w:rPr>
-              <w:t>e.g. 2026/27</w:t>
+              <w:t>2026/27 … 2022/23, colour-coded</w:t>
             </w:r>
           </w:p>
         </w:tc>
@@ -15966,7 +16244,7 @@
                 <w:sz w:val="20"/>
                 <w:szCs w:val="20"/>
               </w:rPr>
-              <w:t>Activity ID / short name</w:t>
+              <w:t>Activity ID, e.g. 'ICTM-AC-0001'</w:t>
             </w:r>
           </w:p>
         </w:tc>
@@ -15987,24 +16265,22 @@
               <w:bottom w:val="single" w:sz="2" w:space="0" w:color="BFBFBF"/>
               <w:right w:val="single" w:sz="2" w:space="0" w:color="BFBFBF"/>
             </w:tcBorders>
-            <w:shd w:val="clear" w:color="auto" w:fill="F2F2F2"/>
-            <w:tcMar>
-              <w:top w:w="80" w:type="dxa"/>
-              <w:left w:w="120" w:type="dxa"/>
-              <w:bottom w:w="80" w:type="dxa"/>
-              <w:right w:w="120" w:type="dxa"/>
-            </w:tcMar>
-            <w:vAlign w:val="center"/>
-          </w:tcPr>
-          <w:p>
-            <w:r>
-              <w:rPr>
-                <w:color w:val="000000"/>
-                <w:sz w:val="20"/>
-                <w:szCs w:val="20"/>
-              </w:rPr>
-              <w:lastRenderedPageBreak/>
-              <w:t>Project</w:t>
+            <w:tcMar>
+              <w:top w:w="80" w:type="dxa"/>
+              <w:left w:w="120" w:type="dxa"/>
+              <w:bottom w:w="80" w:type="dxa"/>
+              <w:right w:w="120" w:type="dxa"/>
+            </w:tcMar>
+            <w:vAlign w:val="center"/>
+          </w:tcPr>
+          <w:p>
+            <w:r>
+              <w:rPr>
+                <w:color w:val="000000"/>
+                <w:sz w:val="20"/>
+                <w:szCs w:val="20"/>
+              </w:rPr>
+              <w:t>ActivityCode</w:t>
             </w:r>
           </w:p>
         </w:tc>
@@ -16017,23 +16293,22 @@
               <w:bottom w:val="single" w:sz="2" w:space="0" w:color="BFBFBF"/>
               <w:right w:val="single" w:sz="2" w:space="0" w:color="BFBFBF"/>
             </w:tcBorders>
-            <w:shd w:val="clear" w:color="auto" w:fill="F2F2F2"/>
-            <w:tcMar>
-              <w:top w:w="80" w:type="dxa"/>
-              <w:left w:w="120" w:type="dxa"/>
-              <w:bottom w:w="80" w:type="dxa"/>
-              <w:right w:w="120" w:type="dxa"/>
-            </w:tcMar>
-            <w:vAlign w:val="center"/>
-          </w:tcPr>
-          <w:p>
-            <w:r>
-              <w:rPr>
-                <w:color w:val="000000"/>
-                <w:sz w:val="20"/>
-                <w:szCs w:val="20"/>
-              </w:rPr>
-              <w:t>Lookup (Projects)</w:t>
+            <w:tcMar>
+              <w:top w:w="80" w:type="dxa"/>
+              <w:left w:w="120" w:type="dxa"/>
+              <w:bottom w:w="80" w:type="dxa"/>
+              <w:right w:w="120" w:type="dxa"/>
+            </w:tcMar>
+            <w:vAlign w:val="center"/>
+          </w:tcPr>
+          <w:p>
+            <w:r>
+              <w:rPr>
+                <w:color w:val="000000"/>
+                <w:sz w:val="20"/>
+                <w:szCs w:val="20"/>
+              </w:rPr>
+              <w:t>Single line text</w:t>
             </w:r>
           </w:p>
         </w:tc>
@@ -16046,23 +16321,22 @@
               <w:bottom w:val="single" w:sz="2" w:space="0" w:color="BFBFBF"/>
               <w:right w:val="single" w:sz="2" w:space="0" w:color="BFBFBF"/>
             </w:tcBorders>
-            <w:shd w:val="clear" w:color="auto" w:fill="F2F2F2"/>
-            <w:tcMar>
-              <w:top w:w="80" w:type="dxa"/>
-              <w:left w:w="120" w:type="dxa"/>
-              <w:bottom w:w="80" w:type="dxa"/>
-              <w:right w:w="120" w:type="dxa"/>
-            </w:tcMar>
-            <w:vAlign w:val="center"/>
-          </w:tcPr>
-          <w:p>
-            <w:r>
-              <w:rPr>
-                <w:color w:val="000000"/>
-                <w:sz w:val="20"/>
-                <w:szCs w:val="20"/>
-              </w:rPr>
-              <w:t>Indexed</w:t>
+            <w:tcMar>
+              <w:top w:w="80" w:type="dxa"/>
+              <w:left w:w="120" w:type="dxa"/>
+              <w:bottom w:w="80" w:type="dxa"/>
+              <w:right w:w="120" w:type="dxa"/>
+            </w:tcMar>
+            <w:vAlign w:val="center"/>
+          </w:tcPr>
+          <w:p>
+            <w:r>
+              <w:rPr>
+                <w:color w:val="000000"/>
+                <w:sz w:val="20"/>
+                <w:szCs w:val="20"/>
+              </w:rPr>
+              <w:t>Activity code (e.g. 'ICTM-AC-0001'); also carried in Title</w:t>
             </w:r>
           </w:p>
         </w:tc>
@@ -16092,16 +16366,14 @@
             <w:vAlign w:val="center"/>
           </w:tcPr>
           <w:p>
-            <w:proofErr w:type="spellStart"/>
-            <w:r>
-              <w:rPr>
-                <w:color w:val="000000"/>
-                <w:sz w:val="20"/>
-                <w:szCs w:val="20"/>
-              </w:rPr>
-              <w:t>ActivityDescription</w:t>
-            </w:r>
-            <w:proofErr w:type="spellEnd"/>
+            <w:r>
+              <w:rPr>
+                <w:color w:val="000000"/>
+                <w:sz w:val="20"/>
+                <w:szCs w:val="20"/>
+              </w:rPr>
+              <w:t>ActivityShortDescription</w:t>
+            </w:r>
           </w:p>
         </w:tc>
         <w:tc>
@@ -16128,7 +16400,7 @@
                 <w:sz w:val="20"/>
                 <w:szCs w:val="20"/>
               </w:rPr>
-              <w:t>Multiple lines of text</w:t>
+              <w:t>Single line text</w:t>
             </w:r>
           </w:p>
         </w:tc>
@@ -16149,7 +16421,16 @@
             </w:tcMar>
             <w:vAlign w:val="center"/>
           </w:tcPr>
-          <w:p/>
+          <w:p>
+            <w:r>
+              <w:rPr>
+                <w:color w:val="000000"/>
+                <w:sz w:val="20"/>
+                <w:szCs w:val="20"/>
+              </w:rPr>
+              <w:t>Denormalized short label for gallery display</w:t>
+            </w:r>
+          </w:p>
         </w:tc>
       </w:tr>
       <w:tr>
@@ -16168,23 +16449,22 @@
               <w:bottom w:val="single" w:sz="2" w:space="0" w:color="BFBFBF"/>
               <w:right w:val="single" w:sz="2" w:space="0" w:color="BFBFBF"/>
             </w:tcBorders>
-            <w:shd w:val="clear" w:color="auto" w:fill="F2F2F2"/>
-            <w:tcMar>
-              <w:top w:w="80" w:type="dxa"/>
-              <w:left w:w="120" w:type="dxa"/>
-              <w:bottom w:w="80" w:type="dxa"/>
-              <w:right w:w="120" w:type="dxa"/>
-            </w:tcMar>
-            <w:vAlign w:val="center"/>
-          </w:tcPr>
-          <w:p>
-            <w:r>
-              <w:rPr>
-                <w:color w:val="000000"/>
-                <w:sz w:val="20"/>
-                <w:szCs w:val="20"/>
-              </w:rPr>
-              <w:t>Frequency</w:t>
+            <w:tcMar>
+              <w:top w:w="80" w:type="dxa"/>
+              <w:left w:w="120" w:type="dxa"/>
+              <w:bottom w:w="80" w:type="dxa"/>
+              <w:right w:w="120" w:type="dxa"/>
+            </w:tcMar>
+            <w:vAlign w:val="center"/>
+          </w:tcPr>
+          <w:p>
+            <w:r>
+              <w:rPr>
+                <w:color w:val="000000"/>
+                <w:sz w:val="20"/>
+                <w:szCs w:val="20"/>
+              </w:rPr>
+              <w:t>Directorate</w:t>
             </w:r>
           </w:p>
         </w:tc>
@@ -16197,23 +16477,22 @@
               <w:bottom w:val="single" w:sz="2" w:space="0" w:color="BFBFBF"/>
               <w:right w:val="single" w:sz="2" w:space="0" w:color="BFBFBF"/>
             </w:tcBorders>
-            <w:shd w:val="clear" w:color="auto" w:fill="F2F2F2"/>
-            <w:tcMar>
-              <w:top w:w="80" w:type="dxa"/>
-              <w:left w:w="120" w:type="dxa"/>
-              <w:bottom w:w="80" w:type="dxa"/>
-              <w:right w:w="120" w:type="dxa"/>
-            </w:tcMar>
-            <w:vAlign w:val="center"/>
-          </w:tcPr>
-          <w:p>
-            <w:r>
-              <w:rPr>
-                <w:color w:val="000000"/>
-                <w:sz w:val="20"/>
-                <w:szCs w:val="20"/>
-              </w:rPr>
-              <w:t>Choice</w:t>
+            <w:tcMar>
+              <w:top w:w="80" w:type="dxa"/>
+              <w:left w:w="120" w:type="dxa"/>
+              <w:bottom w:w="80" w:type="dxa"/>
+              <w:right w:w="120" w:type="dxa"/>
+            </w:tcMar>
+            <w:vAlign w:val="center"/>
+          </w:tcPr>
+          <w:p>
+            <w:r>
+              <w:rPr>
+                <w:color w:val="000000"/>
+                <w:sz w:val="20"/>
+                <w:szCs w:val="20"/>
+              </w:rPr>
+              <w:t>Single line text</w:t>
             </w:r>
           </w:p>
         </w:tc>
@@ -16226,23 +16505,22 @@
               <w:bottom w:val="single" w:sz="2" w:space="0" w:color="BFBFBF"/>
               <w:right w:val="single" w:sz="2" w:space="0" w:color="BFBFBF"/>
             </w:tcBorders>
-            <w:shd w:val="clear" w:color="auto" w:fill="F2F2F2"/>
-            <w:tcMar>
-              <w:top w:w="80" w:type="dxa"/>
-              <w:left w:w="120" w:type="dxa"/>
-              <w:bottom w:w="80" w:type="dxa"/>
-              <w:right w:w="120" w:type="dxa"/>
-            </w:tcMar>
-            <w:vAlign w:val="center"/>
-          </w:tcPr>
-          <w:p>
-            <w:r>
-              <w:rPr>
-                <w:color w:val="000000"/>
-                <w:sz w:val="20"/>
-                <w:szCs w:val="20"/>
-              </w:rPr>
-              <w:t>Monthly / Quarterly / Annual</w:t>
+            <w:tcMar>
+              <w:top w:w="80" w:type="dxa"/>
+              <w:left w:w="120" w:type="dxa"/>
+              <w:bottom w:w="80" w:type="dxa"/>
+              <w:right w:w="120" w:type="dxa"/>
+            </w:tcMar>
+            <w:vAlign w:val="center"/>
+          </w:tcPr>
+          <w:p>
+            <w:r>
+              <w:rPr>
+                <w:color w:val="000000"/>
+                <w:sz w:val="20"/>
+                <w:szCs w:val="20"/>
+              </w:rPr>
+              <w:t>Directorate short code, e.g. 'ICT'</w:t>
             </w:r>
           </w:p>
         </w:tc>
@@ -16278,7 +16556,7 @@
                 <w:sz w:val="20"/>
                 <w:szCs w:val="20"/>
               </w:rPr>
-              <w:t>Owner</w:t>
+              <w:t>DirectorateLabel</w:t>
             </w:r>
           </w:p>
         </w:tc>
@@ -16306,7 +16584,7 @@
                 <w:sz w:val="20"/>
                 <w:szCs w:val="20"/>
               </w:rPr>
-              <w:t>Person</w:t>
+              <w:t>Single line text</w:t>
             </w:r>
           </w:p>
         </w:tc>
@@ -16334,7 +16612,7 @@
                 <w:sz w:val="20"/>
                 <w:szCs w:val="20"/>
               </w:rPr>
-              <w:t>Contributor accountable for capture</w:t>
+              <w:t>Full directorate name (denormalized)</w:t>
             </w:r>
           </w:p>
         </w:tc>
@@ -16355,23 +16633,22 @@
               <w:bottom w:val="single" w:sz="2" w:space="0" w:color="BFBFBF"/>
               <w:right w:val="single" w:sz="2" w:space="0" w:color="BFBFBF"/>
             </w:tcBorders>
-            <w:shd w:val="clear" w:color="auto" w:fill="F2F2F2"/>
-            <w:tcMar>
-              <w:top w:w="80" w:type="dxa"/>
-              <w:left w:w="120" w:type="dxa"/>
-              <w:bottom w:w="80" w:type="dxa"/>
-              <w:right w:w="120" w:type="dxa"/>
-            </w:tcMar>
-            <w:vAlign w:val="center"/>
-          </w:tcPr>
-          <w:p>
-            <w:r>
-              <w:rPr>
-                <w:color w:val="000000"/>
-                <w:sz w:val="20"/>
-                <w:szCs w:val="20"/>
-              </w:rPr>
-              <w:t>Supervisor</w:t>
+            <w:tcMar>
+              <w:top w:w="80" w:type="dxa"/>
+              <w:left w:w="120" w:type="dxa"/>
+              <w:bottom w:w="80" w:type="dxa"/>
+              <w:right w:w="120" w:type="dxa"/>
+            </w:tcMar>
+            <w:vAlign w:val="center"/>
+          </w:tcPr>
+          <w:p>
+            <w:r>
+              <w:rPr>
+                <w:color w:val="000000"/>
+                <w:sz w:val="20"/>
+                <w:szCs w:val="20"/>
+              </w:rPr>
+              <w:t>ProgrammeLabel</w:t>
             </w:r>
           </w:p>
         </w:tc>
@@ -16384,23 +16661,22 @@
               <w:bottom w:val="single" w:sz="2" w:space="0" w:color="BFBFBF"/>
               <w:right w:val="single" w:sz="2" w:space="0" w:color="BFBFBF"/>
             </w:tcBorders>
-            <w:shd w:val="clear" w:color="auto" w:fill="F2F2F2"/>
-            <w:tcMar>
-              <w:top w:w="80" w:type="dxa"/>
-              <w:left w:w="120" w:type="dxa"/>
-              <w:bottom w:w="80" w:type="dxa"/>
-              <w:right w:w="120" w:type="dxa"/>
-            </w:tcMar>
-            <w:vAlign w:val="center"/>
-          </w:tcPr>
-          <w:p>
-            <w:r>
-              <w:rPr>
-                <w:color w:val="000000"/>
-                <w:sz w:val="20"/>
-                <w:szCs w:val="20"/>
-              </w:rPr>
-              <w:t>Person</w:t>
+            <w:tcMar>
+              <w:top w:w="80" w:type="dxa"/>
+              <w:left w:w="120" w:type="dxa"/>
+              <w:bottom w:w="80" w:type="dxa"/>
+              <w:right w:w="120" w:type="dxa"/>
+            </w:tcMar>
+            <w:vAlign w:val="center"/>
+          </w:tcPr>
+          <w:p>
+            <w:r>
+              <w:rPr>
+                <w:color w:val="000000"/>
+                <w:sz w:val="20"/>
+                <w:szCs w:val="20"/>
+              </w:rPr>
+              <w:t>Single line text</w:t>
             </w:r>
           </w:p>
         </w:tc>
@@ -16413,41 +16689,22 @@
               <w:bottom w:val="single" w:sz="2" w:space="0" w:color="BFBFBF"/>
               <w:right w:val="single" w:sz="2" w:space="0" w:color="BFBFBF"/>
             </w:tcBorders>
-            <w:shd w:val="clear" w:color="auto" w:fill="F2F2F2"/>
-            <w:tcMar>
-              <w:top w:w="80" w:type="dxa"/>
-              <w:left w:w="120" w:type="dxa"/>
-              <w:bottom w:w="80" w:type="dxa"/>
-              <w:right w:w="120" w:type="dxa"/>
-            </w:tcMar>
-            <w:vAlign w:val="center"/>
-          </w:tcPr>
-          <w:p>
-            <w:r>
-              <w:rPr>
-                <w:color w:val="000000"/>
-                <w:sz w:val="20"/>
-                <w:szCs w:val="20"/>
-              </w:rPr>
-              <w:t xml:space="preserve">Approver – </w:t>
-            </w:r>
-            <w:proofErr w:type="spellStart"/>
-            <w:r>
-              <w:rPr>
-                <w:color w:val="000000"/>
-                <w:sz w:val="20"/>
-                <w:szCs w:val="20"/>
-              </w:rPr>
-              <w:t>denormalised</w:t>
-            </w:r>
-            <w:proofErr w:type="spellEnd"/>
-            <w:r>
-              <w:rPr>
-                <w:color w:val="000000"/>
-                <w:sz w:val="20"/>
-                <w:szCs w:val="20"/>
-              </w:rPr>
-              <w:t xml:space="preserve"> from Owner’s assignment for fast lookup</w:t>
+            <w:tcMar>
+              <w:top w:w="80" w:type="dxa"/>
+              <w:left w:w="120" w:type="dxa"/>
+              <w:bottom w:w="80" w:type="dxa"/>
+              <w:right w:w="120" w:type="dxa"/>
+            </w:tcMar>
+            <w:vAlign w:val="center"/>
+          </w:tcPr>
+          <w:p>
+            <w:r>
+              <w:rPr>
+                <w:color w:val="000000"/>
+                <w:sz w:val="20"/>
+                <w:szCs w:val="20"/>
+              </w:rPr>
+              <w:t>Programme name (denormalized)</w:t>
             </w:r>
           </w:p>
         </w:tc>
@@ -16468,33 +16725,24 @@
               <w:bottom w:val="single" w:sz="2" w:space="0" w:color="BFBFBF"/>
               <w:right w:val="single" w:sz="2" w:space="0" w:color="BFBFBF"/>
             </w:tcBorders>
-            <w:tcMar>
-              <w:top w:w="80" w:type="dxa"/>
-              <w:left w:w="120" w:type="dxa"/>
-              <w:bottom w:w="80" w:type="dxa"/>
-              <w:right w:w="120" w:type="dxa"/>
-            </w:tcMar>
-            <w:vAlign w:val="center"/>
-          </w:tcPr>
-          <w:p>
-            <w:r>
-              <w:rPr>
-                <w:color w:val="000000"/>
-                <w:sz w:val="20"/>
-                <w:szCs w:val="20"/>
-              </w:rPr>
-              <w:t xml:space="preserve">StartDate / </w:t>
-            </w:r>
-            <w:proofErr w:type="spellStart"/>
-            <w:r>
-              <w:rPr>
-                <w:color w:val="000000"/>
-                <w:sz w:val="20"/>
-                <w:szCs w:val="20"/>
-              </w:rPr>
-              <w:t>EndDate</w:t>
-            </w:r>
-            <w:proofErr w:type="spellEnd"/>
+            <w:shd w:val="clear" w:color="auto" w:fill="F2F2F2"/>
+            <w:tcMar>
+              <w:top w:w="80" w:type="dxa"/>
+              <w:left w:w="120" w:type="dxa"/>
+              <w:bottom w:w="80" w:type="dxa"/>
+              <w:right w:w="120" w:type="dxa"/>
+            </w:tcMar>
+            <w:vAlign w:val="center"/>
+          </w:tcPr>
+          <w:p>
+            <w:r>
+              <w:rPr>
+                <w:color w:val="000000"/>
+                <w:sz w:val="20"/>
+                <w:szCs w:val="20"/>
+              </w:rPr>
+              <w:t>Project</w:t>
+            </w:r>
           </w:p>
         </w:tc>
         <w:tc>
@@ -16506,22 +16754,23 @@
               <w:bottom w:val="single" w:sz="2" w:space="0" w:color="BFBFBF"/>
               <w:right w:val="single" w:sz="2" w:space="0" w:color="BFBFBF"/>
             </w:tcBorders>
-            <w:tcMar>
-              <w:top w:w="80" w:type="dxa"/>
-              <w:left w:w="120" w:type="dxa"/>
-              <w:bottom w:w="80" w:type="dxa"/>
-              <w:right w:w="120" w:type="dxa"/>
-            </w:tcMar>
-            <w:vAlign w:val="center"/>
-          </w:tcPr>
-          <w:p>
-            <w:r>
-              <w:rPr>
-                <w:color w:val="000000"/>
-                <w:sz w:val="20"/>
-                <w:szCs w:val="20"/>
-              </w:rPr>
-              <w:t>Date and Time</w:t>
+            <w:shd w:val="clear" w:color="auto" w:fill="F2F2F2"/>
+            <w:tcMar>
+              <w:top w:w="80" w:type="dxa"/>
+              <w:left w:w="120" w:type="dxa"/>
+              <w:bottom w:w="80" w:type="dxa"/>
+              <w:right w:w="120" w:type="dxa"/>
+            </w:tcMar>
+            <w:vAlign w:val="center"/>
+          </w:tcPr>
+          <w:p>
+            <w:r>
+              <w:rPr>
+                <w:color w:val="000000"/>
+                <w:sz w:val="20"/>
+                <w:szCs w:val="20"/>
+              </w:rPr>
+              <w:t>Lookup (Projects)</w:t>
             </w:r>
           </w:p>
         </w:tc>
@@ -16534,15 +16783,25 @@
               <w:bottom w:val="single" w:sz="2" w:space="0" w:color="BFBFBF"/>
               <w:right w:val="single" w:sz="2" w:space="0" w:color="BFBFBF"/>
             </w:tcBorders>
-            <w:tcMar>
-              <w:top w:w="80" w:type="dxa"/>
-              <w:left w:w="120" w:type="dxa"/>
-              <w:bottom w:w="80" w:type="dxa"/>
-              <w:right w:w="120" w:type="dxa"/>
-            </w:tcMar>
-            <w:vAlign w:val="center"/>
-          </w:tcPr>
-          <w:p/>
+            <w:shd w:val="clear" w:color="auto" w:fill="F2F2F2"/>
+            <w:tcMar>
+              <w:top w:w="80" w:type="dxa"/>
+              <w:left w:w="120" w:type="dxa"/>
+              <w:bottom w:w="80" w:type="dxa"/>
+              <w:right w:w="120" w:type="dxa"/>
+            </w:tcMar>
+            <w:vAlign w:val="center"/>
+          </w:tcPr>
+          <w:p>
+            <w:r>
+              <w:rPr>
+                <w:color w:val="000000"/>
+                <w:sz w:val="20"/>
+                <w:szCs w:val="20"/>
+              </w:rPr>
+              <w:t>Indexed</w:t>
+            </w:r>
+          </w:p>
         </w:tc>
       </w:tr>
       <w:tr>
@@ -16571,16 +16830,14 @@
             <w:vAlign w:val="center"/>
           </w:tcPr>
           <w:p>
-            <w:proofErr w:type="spellStart"/>
-            <w:r>
-              <w:rPr>
-                <w:color w:val="000000"/>
-                <w:sz w:val="20"/>
-                <w:szCs w:val="20"/>
-              </w:rPr>
-              <w:t>DueDayOfMonth</w:t>
-            </w:r>
-            <w:proofErr w:type="spellEnd"/>
+            <w:r>
+              <w:rPr>
+                <w:color w:val="000000"/>
+                <w:sz w:val="20"/>
+                <w:szCs w:val="20"/>
+              </w:rPr>
+              <w:t>Project: Reference</w:t>
+            </w:r>
           </w:p>
         </w:tc>
         <w:tc>
@@ -16608,7 +16865,7 @@
                 <w:sz w:val="20"/>
                 <w:szCs w:val="20"/>
               </w:rPr>
-              <w:t>Number</w:t>
+              <w:t>Lookup projection</w:t>
             </w:r>
           </w:p>
         </w:tc>
@@ -16637,7 +16894,7 @@
                 <w:sz w:val="20"/>
                 <w:szCs w:val="20"/>
               </w:rPr>
-              <w:t>Used by reminder/escalation flows</w:t>
+              <w:t>Read-only projected field</w:t>
             </w:r>
           </w:p>
         </w:tc>
@@ -16667,6 +16924,672 @@
             <w:vAlign w:val="center"/>
           </w:tcPr>
           <w:p>
+            <w:proofErr w:type="spellStart"/>
+            <w:r>
+              <w:rPr>
+                <w:color w:val="000000"/>
+                <w:sz w:val="20"/>
+                <w:szCs w:val="20"/>
+              </w:rPr>
+              <w:t>ActivityDescription</w:t>
+            </w:r>
+            <w:proofErr w:type="spellEnd"/>
+          </w:p>
+        </w:tc>
+        <w:tc>
+          <w:tcPr>
+            <w:tcW w:w="2200" w:type="dxa"/>
+            <w:tcBorders>
+              <w:top w:val="single" w:sz="2" w:space="0" w:color="BFBFBF"/>
+              <w:left w:val="single" w:sz="2" w:space="0" w:color="BFBFBF"/>
+              <w:bottom w:val="single" w:sz="2" w:space="0" w:color="BFBFBF"/>
+              <w:right w:val="single" w:sz="2" w:space="0" w:color="BFBFBF"/>
+            </w:tcBorders>
+            <w:tcMar>
+              <w:top w:w="80" w:type="dxa"/>
+              <w:left w:w="120" w:type="dxa"/>
+              <w:bottom w:w="80" w:type="dxa"/>
+              <w:right w:w="120" w:type="dxa"/>
+            </w:tcMar>
+            <w:vAlign w:val="center"/>
+          </w:tcPr>
+          <w:p>
+            <w:r>
+              <w:rPr>
+                <w:color w:val="000000"/>
+                <w:sz w:val="20"/>
+                <w:szCs w:val="20"/>
+              </w:rPr>
+              <w:t>Multiple lines of text</w:t>
+            </w:r>
+          </w:p>
+        </w:tc>
+        <w:tc>
+          <w:tcPr>
+            <w:tcW w:w="4860" w:type="dxa"/>
+            <w:tcBorders>
+              <w:top w:val="single" w:sz="2" w:space="0" w:color="BFBFBF"/>
+              <w:left w:val="single" w:sz="2" w:space="0" w:color="BFBFBF"/>
+              <w:bottom w:val="single" w:sz="2" w:space="0" w:color="BFBFBF"/>
+              <w:right w:val="single" w:sz="2" w:space="0" w:color="BFBFBF"/>
+            </w:tcBorders>
+            <w:tcMar>
+              <w:top w:w="80" w:type="dxa"/>
+              <w:left w:w="120" w:type="dxa"/>
+              <w:bottom w:w="80" w:type="dxa"/>
+              <w:right w:w="120" w:type="dxa"/>
+            </w:tcMar>
+            <w:vAlign w:val="center"/>
+          </w:tcPr>
+          <w:p/>
+        </w:tc>
+      </w:tr>
+      <w:tr>
+        <w:tblPrEx>
+          <w:tblCellMar>
+            <w:top w:w="0" w:type="dxa"/>
+            <w:bottom w:w="0" w:type="dxa"/>
+          </w:tblCellMar>
+        </w:tblPrEx>
+        <w:tc>
+          <w:tcPr>
+            <w:tcW w:w="2300" w:type="dxa"/>
+            <w:tcBorders>
+              <w:top w:val="single" w:sz="2" w:space="0" w:color="BFBFBF"/>
+              <w:left w:val="single" w:sz="2" w:space="0" w:color="BFBFBF"/>
+              <w:bottom w:val="single" w:sz="2" w:space="0" w:color="BFBFBF"/>
+              <w:right w:val="single" w:sz="2" w:space="0" w:color="BFBFBF"/>
+            </w:tcBorders>
+            <w:shd w:val="clear" w:color="auto" w:fill="F2F2F2"/>
+            <w:tcMar>
+              <w:top w:w="80" w:type="dxa"/>
+              <w:left w:w="120" w:type="dxa"/>
+              <w:bottom w:w="80" w:type="dxa"/>
+              <w:right w:w="120" w:type="dxa"/>
+            </w:tcMar>
+            <w:vAlign w:val="center"/>
+          </w:tcPr>
+          <w:p>
+            <w:r>
+              <w:rPr>
+                <w:color w:val="000000"/>
+                <w:sz w:val="20"/>
+                <w:szCs w:val="20"/>
+              </w:rPr>
+              <w:t>Frequency</w:t>
+            </w:r>
+          </w:p>
+        </w:tc>
+        <w:tc>
+          <w:tcPr>
+            <w:tcW w:w="2200" w:type="dxa"/>
+            <w:tcBorders>
+              <w:top w:val="single" w:sz="2" w:space="0" w:color="BFBFBF"/>
+              <w:left w:val="single" w:sz="2" w:space="0" w:color="BFBFBF"/>
+              <w:bottom w:val="single" w:sz="2" w:space="0" w:color="BFBFBF"/>
+              <w:right w:val="single" w:sz="2" w:space="0" w:color="BFBFBF"/>
+            </w:tcBorders>
+            <w:shd w:val="clear" w:color="auto" w:fill="F2F2F2"/>
+            <w:tcMar>
+              <w:top w:w="80" w:type="dxa"/>
+              <w:left w:w="120" w:type="dxa"/>
+              <w:bottom w:w="80" w:type="dxa"/>
+              <w:right w:w="120" w:type="dxa"/>
+            </w:tcMar>
+            <w:vAlign w:val="center"/>
+          </w:tcPr>
+          <w:p>
+            <w:r>
+              <w:rPr>
+                <w:color w:val="000000"/>
+                <w:sz w:val="20"/>
+                <w:szCs w:val="20"/>
+              </w:rPr>
+              <w:t>Choice</w:t>
+            </w:r>
+          </w:p>
+        </w:tc>
+        <w:tc>
+          <w:tcPr>
+            <w:tcW w:w="4860" w:type="dxa"/>
+            <w:tcBorders>
+              <w:top w:val="single" w:sz="2" w:space="0" w:color="BFBFBF"/>
+              <w:left w:val="single" w:sz="2" w:space="0" w:color="BFBFBF"/>
+              <w:bottom w:val="single" w:sz="2" w:space="0" w:color="BFBFBF"/>
+              <w:right w:val="single" w:sz="2" w:space="0" w:color="BFBFBF"/>
+            </w:tcBorders>
+            <w:shd w:val="clear" w:color="auto" w:fill="F2F2F2"/>
+            <w:tcMar>
+              <w:top w:w="80" w:type="dxa"/>
+              <w:left w:w="120" w:type="dxa"/>
+              <w:bottom w:w="80" w:type="dxa"/>
+              <w:right w:w="120" w:type="dxa"/>
+            </w:tcMar>
+            <w:vAlign w:val="center"/>
+          </w:tcPr>
+          <w:p>
+            <w:r>
+              <w:rPr>
+                <w:color w:val="000000"/>
+                <w:sz w:val="20"/>
+                <w:szCs w:val="20"/>
+              </w:rPr>
+              <w:t>Monthly / Quarterly / Annual</w:t>
+            </w:r>
+          </w:p>
+        </w:tc>
+      </w:tr>
+      <w:tr>
+        <w:tblPrEx>
+          <w:tblCellMar>
+            <w:top w:w="0" w:type="dxa"/>
+            <w:bottom w:w="0" w:type="dxa"/>
+          </w:tblCellMar>
+        </w:tblPrEx>
+        <w:tc>
+          <w:tcPr>
+            <w:tcW w:w="2300" w:type="dxa"/>
+            <w:tcBorders>
+              <w:top w:val="single" w:sz="2" w:space="0" w:color="BFBFBF"/>
+              <w:left w:val="single" w:sz="2" w:space="0" w:color="BFBFBF"/>
+              <w:bottom w:val="single" w:sz="2" w:space="0" w:color="BFBFBF"/>
+              <w:right w:val="single" w:sz="2" w:space="0" w:color="BFBFBF"/>
+            </w:tcBorders>
+            <w:tcMar>
+              <w:top w:w="80" w:type="dxa"/>
+              <w:left w:w="120" w:type="dxa"/>
+              <w:bottom w:w="80" w:type="dxa"/>
+              <w:right w:w="120" w:type="dxa"/>
+            </w:tcMar>
+            <w:vAlign w:val="center"/>
+          </w:tcPr>
+          <w:p>
+            <w:r>
+              <w:rPr>
+                <w:color w:val="000000"/>
+                <w:sz w:val="20"/>
+                <w:szCs w:val="20"/>
+              </w:rPr>
+              <w:t>Owner</w:t>
+            </w:r>
+          </w:p>
+        </w:tc>
+        <w:tc>
+          <w:tcPr>
+            <w:tcW w:w="2200" w:type="dxa"/>
+            <w:tcBorders>
+              <w:top w:val="single" w:sz="2" w:space="0" w:color="BFBFBF"/>
+              <w:left w:val="single" w:sz="2" w:space="0" w:color="BFBFBF"/>
+              <w:bottom w:val="single" w:sz="2" w:space="0" w:color="BFBFBF"/>
+              <w:right w:val="single" w:sz="2" w:space="0" w:color="BFBFBF"/>
+            </w:tcBorders>
+            <w:tcMar>
+              <w:top w:w="80" w:type="dxa"/>
+              <w:left w:w="120" w:type="dxa"/>
+              <w:bottom w:w="80" w:type="dxa"/>
+              <w:right w:w="120" w:type="dxa"/>
+            </w:tcMar>
+            <w:vAlign w:val="center"/>
+          </w:tcPr>
+          <w:p>
+            <w:r>
+              <w:rPr>
+                <w:color w:val="000000"/>
+                <w:sz w:val="20"/>
+                <w:szCs w:val="20"/>
+              </w:rPr>
+              <w:t>Person</w:t>
+            </w:r>
+          </w:p>
+        </w:tc>
+        <w:tc>
+          <w:tcPr>
+            <w:tcW w:w="4860" w:type="dxa"/>
+            <w:tcBorders>
+              <w:top w:val="single" w:sz="2" w:space="0" w:color="BFBFBF"/>
+              <w:left w:val="single" w:sz="2" w:space="0" w:color="BFBFBF"/>
+              <w:bottom w:val="single" w:sz="2" w:space="0" w:color="BFBFBF"/>
+              <w:right w:val="single" w:sz="2" w:space="0" w:color="BFBFBF"/>
+            </w:tcBorders>
+            <w:tcMar>
+              <w:top w:w="80" w:type="dxa"/>
+              <w:left w:w="120" w:type="dxa"/>
+              <w:bottom w:w="80" w:type="dxa"/>
+              <w:right w:w="120" w:type="dxa"/>
+            </w:tcMar>
+            <w:vAlign w:val="center"/>
+          </w:tcPr>
+          <w:p>
+            <w:r>
+              <w:rPr>
+                <w:color w:val="000000"/>
+                <w:sz w:val="20"/>
+                <w:szCs w:val="20"/>
+              </w:rPr>
+            </w:r>
+          </w:p>
+        </w:tc>
+      </w:tr>
+      <w:tr>
+        <w:tblPrEx>
+          <w:tblCellMar>
+            <w:top w:w="0" w:type="dxa"/>
+            <w:bottom w:w="0" w:type="dxa"/>
+          </w:tblCellMar>
+        </w:tblPrEx>
+        <w:tc>
+          <w:tcPr>
+            <w:tcW w:w="2300" w:type="dxa"/>
+            <w:tcBorders>
+              <w:top w:val="single" w:sz="2" w:space="0" w:color="BFBFBF"/>
+              <w:left w:val="single" w:sz="2" w:space="0" w:color="BFBFBF"/>
+              <w:bottom w:val="single" w:sz="2" w:space="0" w:color="BFBFBF"/>
+              <w:right w:val="single" w:sz="2" w:space="0" w:color="BFBFBF"/>
+            </w:tcBorders>
+            <w:tcMar>
+              <w:top w:w="80" w:type="dxa"/>
+              <w:left w:w="120" w:type="dxa"/>
+              <w:bottom w:w="80" w:type="dxa"/>
+              <w:right w:w="120" w:type="dxa"/>
+            </w:tcMar>
+            <w:vAlign w:val="center"/>
+          </w:tcPr>
+          <w:p>
+            <w:r>
+              <w:rPr>
+                <w:color w:val="000000"/>
+                <w:sz w:val="20"/>
+                <w:szCs w:val="20"/>
+              </w:rPr>
+              <w:t>ActivityOwner</w:t>
+            </w:r>
+          </w:p>
+        </w:tc>
+        <w:tc>
+          <w:tcPr>
+            <w:tcW w:w="2200" w:type="dxa"/>
+            <w:tcBorders>
+              <w:top w:val="single" w:sz="2" w:space="0" w:color="BFBFBF"/>
+              <w:left w:val="single" w:sz="2" w:space="0" w:color="BFBFBF"/>
+              <w:bottom w:val="single" w:sz="2" w:space="0" w:color="BFBFBF"/>
+              <w:right w:val="single" w:sz="2" w:space="0" w:color="BFBFBF"/>
+            </w:tcBorders>
+            <w:tcMar>
+              <w:top w:w="80" w:type="dxa"/>
+              <w:left w:w="120" w:type="dxa"/>
+              <w:bottom w:w="80" w:type="dxa"/>
+              <w:right w:w="120" w:type="dxa"/>
+            </w:tcMar>
+            <w:vAlign w:val="center"/>
+          </w:tcPr>
+          <w:p>
+            <w:r>
+              <w:rPr>
+                <w:color w:val="000000"/>
+                <w:sz w:val="20"/>
+                <w:szCs w:val="20"/>
+              </w:rPr>
+              <w:t>Person</w:t>
+            </w:r>
+          </w:p>
+        </w:tc>
+        <w:tc>
+          <w:tcPr>
+            <w:tcW w:w="4860" w:type="dxa"/>
+            <w:tcBorders>
+              <w:top w:val="single" w:sz="2" w:space="0" w:color="BFBFBF"/>
+              <w:left w:val="single" w:sz="2" w:space="0" w:color="BFBFBF"/>
+              <w:bottom w:val="single" w:sz="2" w:space="0" w:color="BFBFBF"/>
+              <w:right w:val="single" w:sz="2" w:space="0" w:color="BFBFBF"/>
+            </w:tcBorders>
+            <w:tcMar>
+              <w:top w:w="80" w:type="dxa"/>
+              <w:left w:w="120" w:type="dxa"/>
+              <w:bottom w:w="80" w:type="dxa"/>
+              <w:right w:w="120" w:type="dxa"/>
+            </w:tcMar>
+            <w:vAlign w:val="center"/>
+          </w:tcPr>
+          <w:p>
+            <w:r>
+              <w:rPr>
+                <w:color w:val="000000"/>
+                <w:sz w:val="20"/>
+                <w:szCs w:val="20"/>
+              </w:rPr>
+              <w:t>Contributor accountable for capture (separate 'ActivityOwner' column)</w:t>
+            </w:r>
+          </w:p>
+        </w:tc>
+      </w:tr>
+      <w:tr>
+        <w:tblPrEx>
+          <w:tblCellMar>
+            <w:top w:w="0" w:type="dxa"/>
+            <w:bottom w:w="0" w:type="dxa"/>
+          </w:tblCellMar>
+        </w:tblPrEx>
+        <w:tc>
+          <w:tcPr>
+            <w:tcW w:w="2300" w:type="dxa"/>
+            <w:tcBorders>
+              <w:top w:val="single" w:sz="2" w:space="0" w:color="BFBFBF"/>
+              <w:left w:val="single" w:sz="2" w:space="0" w:color="BFBFBF"/>
+              <w:bottom w:val="single" w:sz="2" w:space="0" w:color="BFBFBF"/>
+              <w:right w:val="single" w:sz="2" w:space="0" w:color="BFBFBF"/>
+            </w:tcBorders>
+            <w:shd w:val="clear" w:color="auto" w:fill="F2F2F2"/>
+            <w:tcMar>
+              <w:top w:w="80" w:type="dxa"/>
+              <w:left w:w="120" w:type="dxa"/>
+              <w:bottom w:w="80" w:type="dxa"/>
+              <w:right w:w="120" w:type="dxa"/>
+            </w:tcMar>
+            <w:vAlign w:val="center"/>
+          </w:tcPr>
+          <w:p>
+            <w:r>
+              <w:rPr>
+                <w:color w:val="000000"/>
+                <w:sz w:val="20"/>
+                <w:szCs w:val="20"/>
+              </w:rPr>
+              <w:t>Supervisor</w:t>
+            </w:r>
+          </w:p>
+        </w:tc>
+        <w:tc>
+          <w:tcPr>
+            <w:tcW w:w="2200" w:type="dxa"/>
+            <w:tcBorders>
+              <w:top w:val="single" w:sz="2" w:space="0" w:color="BFBFBF"/>
+              <w:left w:val="single" w:sz="2" w:space="0" w:color="BFBFBF"/>
+              <w:bottom w:val="single" w:sz="2" w:space="0" w:color="BFBFBF"/>
+              <w:right w:val="single" w:sz="2" w:space="0" w:color="BFBFBF"/>
+            </w:tcBorders>
+            <w:shd w:val="clear" w:color="auto" w:fill="F2F2F2"/>
+            <w:tcMar>
+              <w:top w:w="80" w:type="dxa"/>
+              <w:left w:w="120" w:type="dxa"/>
+              <w:bottom w:w="80" w:type="dxa"/>
+              <w:right w:w="120" w:type="dxa"/>
+            </w:tcMar>
+            <w:vAlign w:val="center"/>
+          </w:tcPr>
+          <w:p>
+            <w:r>
+              <w:rPr>
+                <w:color w:val="000000"/>
+                <w:sz w:val="20"/>
+                <w:szCs w:val="20"/>
+              </w:rPr>
+              <w:t>Person</w:t>
+            </w:r>
+          </w:p>
+        </w:tc>
+        <w:tc>
+          <w:tcPr>
+            <w:tcW w:w="4860" w:type="dxa"/>
+            <w:tcBorders>
+              <w:top w:val="single" w:sz="2" w:space="0" w:color="BFBFBF"/>
+              <w:left w:val="single" w:sz="2" w:space="0" w:color="BFBFBF"/>
+              <w:bottom w:val="single" w:sz="2" w:space="0" w:color="BFBFBF"/>
+              <w:right w:val="single" w:sz="2" w:space="0" w:color="BFBFBF"/>
+            </w:tcBorders>
+            <w:shd w:val="clear" w:color="auto" w:fill="F2F2F2"/>
+            <w:tcMar>
+              <w:top w:w="80" w:type="dxa"/>
+              <w:left w:w="120" w:type="dxa"/>
+              <w:bottom w:w="80" w:type="dxa"/>
+              <w:right w:w="120" w:type="dxa"/>
+            </w:tcMar>
+            <w:vAlign w:val="center"/>
+          </w:tcPr>
+          <w:p>
+            <w:r>
+              <w:rPr>
+                <w:color w:val="000000"/>
+                <w:sz w:val="20"/>
+                <w:szCs w:val="20"/>
+              </w:rPr>
+              <w:t xml:space="preserve">Approver – </w:t>
+            </w:r>
+            <w:proofErr w:type="spellStart"/>
+            <w:r>
+              <w:rPr>
+                <w:color w:val="000000"/>
+                <w:sz w:val="20"/>
+                <w:szCs w:val="20"/>
+              </w:rPr>
+              <w:t>denormalised</w:t>
+            </w:r>
+            <w:proofErr w:type="spellEnd"/>
+            <w:r>
+              <w:rPr>
+                <w:color w:val="000000"/>
+                <w:sz w:val="20"/>
+                <w:szCs w:val="20"/>
+              </w:rPr>
+              <w:t xml:space="preserve"> from Owner’s assignment for fast lookup</w:t>
+            </w:r>
+          </w:p>
+        </w:tc>
+      </w:tr>
+      <w:tr>
+        <w:tblPrEx>
+          <w:tblCellMar>
+            <w:top w:w="0" w:type="dxa"/>
+            <w:bottom w:w="0" w:type="dxa"/>
+          </w:tblCellMar>
+        </w:tblPrEx>
+        <w:tc>
+          <w:tcPr>
+            <w:tcW w:w="2300" w:type="dxa"/>
+            <w:tcBorders>
+              <w:top w:val="single" w:sz="2" w:space="0" w:color="BFBFBF"/>
+              <w:left w:val="single" w:sz="2" w:space="0" w:color="BFBFBF"/>
+              <w:bottom w:val="single" w:sz="2" w:space="0" w:color="BFBFBF"/>
+              <w:right w:val="single" w:sz="2" w:space="0" w:color="BFBFBF"/>
+            </w:tcBorders>
+            <w:tcMar>
+              <w:top w:w="80" w:type="dxa"/>
+              <w:left w:w="120" w:type="dxa"/>
+              <w:bottom w:w="80" w:type="dxa"/>
+              <w:right w:w="120" w:type="dxa"/>
+            </w:tcMar>
+            <w:vAlign w:val="center"/>
+          </w:tcPr>
+          <w:p>
+            <w:r>
+              <w:rPr>
+                <w:color w:val="000000"/>
+                <w:sz w:val="20"/>
+                <w:szCs w:val="20"/>
+              </w:rPr>
+              <w:t xml:space="preserve">StartDate / </w:t>
+            </w:r>
+            <w:proofErr w:type="spellStart"/>
+            <w:r>
+              <w:rPr>
+                <w:color w:val="000000"/>
+                <w:sz w:val="20"/>
+                <w:szCs w:val="20"/>
+              </w:rPr>
+              <w:t>EndDate</w:t>
+            </w:r>
+            <w:proofErr w:type="spellEnd"/>
+          </w:p>
+        </w:tc>
+        <w:tc>
+          <w:tcPr>
+            <w:tcW w:w="2200" w:type="dxa"/>
+            <w:tcBorders>
+              <w:top w:val="single" w:sz="2" w:space="0" w:color="BFBFBF"/>
+              <w:left w:val="single" w:sz="2" w:space="0" w:color="BFBFBF"/>
+              <w:bottom w:val="single" w:sz="2" w:space="0" w:color="BFBFBF"/>
+              <w:right w:val="single" w:sz="2" w:space="0" w:color="BFBFBF"/>
+            </w:tcBorders>
+            <w:tcMar>
+              <w:top w:w="80" w:type="dxa"/>
+              <w:left w:w="120" w:type="dxa"/>
+              <w:bottom w:w="80" w:type="dxa"/>
+              <w:right w:w="120" w:type="dxa"/>
+            </w:tcMar>
+            <w:vAlign w:val="center"/>
+          </w:tcPr>
+          <w:p>
+            <w:r>
+              <w:rPr>
+                <w:color w:val="000000"/>
+                <w:sz w:val="20"/>
+                <w:szCs w:val="20"/>
+              </w:rPr>
+              <w:t>Date and Time</w:t>
+            </w:r>
+          </w:p>
+        </w:tc>
+        <w:tc>
+          <w:tcPr>
+            <w:tcW w:w="4860" w:type="dxa"/>
+            <w:tcBorders>
+              <w:top w:val="single" w:sz="2" w:space="0" w:color="BFBFBF"/>
+              <w:left w:val="single" w:sz="2" w:space="0" w:color="BFBFBF"/>
+              <w:bottom w:val="single" w:sz="2" w:space="0" w:color="BFBFBF"/>
+              <w:right w:val="single" w:sz="2" w:space="0" w:color="BFBFBF"/>
+            </w:tcBorders>
+            <w:tcMar>
+              <w:top w:w="80" w:type="dxa"/>
+              <w:left w:w="120" w:type="dxa"/>
+              <w:bottom w:w="80" w:type="dxa"/>
+              <w:right w:w="120" w:type="dxa"/>
+            </w:tcMar>
+            <w:vAlign w:val="center"/>
+          </w:tcPr>
+          <w:p/>
+        </w:tc>
+      </w:tr>
+      <w:tr>
+        <w:tblPrEx>
+          <w:tblCellMar>
+            <w:top w:w="0" w:type="dxa"/>
+            <w:bottom w:w="0" w:type="dxa"/>
+          </w:tblCellMar>
+        </w:tblPrEx>
+        <w:tc>
+          <w:tcPr>
+            <w:tcW w:w="2300" w:type="dxa"/>
+            <w:tcBorders>
+              <w:top w:val="single" w:sz="2" w:space="0" w:color="BFBFBF"/>
+              <w:left w:val="single" w:sz="2" w:space="0" w:color="BFBFBF"/>
+              <w:bottom w:val="single" w:sz="2" w:space="0" w:color="BFBFBF"/>
+              <w:right w:val="single" w:sz="2" w:space="0" w:color="BFBFBF"/>
+            </w:tcBorders>
+            <w:shd w:val="clear" w:color="auto" w:fill="F2F2F2"/>
+            <w:tcMar>
+              <w:top w:w="80" w:type="dxa"/>
+              <w:left w:w="120" w:type="dxa"/>
+              <w:bottom w:w="80" w:type="dxa"/>
+              <w:right w:w="120" w:type="dxa"/>
+            </w:tcMar>
+            <w:vAlign w:val="center"/>
+          </w:tcPr>
+          <w:p>
+            <w:proofErr w:type="spellStart"/>
+            <w:r>
+              <w:rPr>
+                <w:color w:val="000000"/>
+                <w:sz w:val="20"/>
+                <w:szCs w:val="20"/>
+              </w:rPr>
+              <w:t>DueDate</w:t>
+            </w:r>
+            <w:proofErr w:type="spellEnd"/>
+          </w:p>
+        </w:tc>
+        <w:tc>
+          <w:tcPr>
+            <w:tcW w:w="2200" w:type="dxa"/>
+            <w:tcBorders>
+              <w:top w:val="single" w:sz="2" w:space="0" w:color="BFBFBF"/>
+              <w:left w:val="single" w:sz="2" w:space="0" w:color="BFBFBF"/>
+              <w:bottom w:val="single" w:sz="2" w:space="0" w:color="BFBFBF"/>
+              <w:right w:val="single" w:sz="2" w:space="0" w:color="BFBFBF"/>
+            </w:tcBorders>
+            <w:shd w:val="clear" w:color="auto" w:fill="F2F2F2"/>
+            <w:tcMar>
+              <w:top w:w="80" w:type="dxa"/>
+              <w:left w:w="120" w:type="dxa"/>
+              <w:bottom w:w="80" w:type="dxa"/>
+              <w:right w:w="120" w:type="dxa"/>
+            </w:tcMar>
+            <w:vAlign w:val="center"/>
+          </w:tcPr>
+          <w:p>
+            <w:r>
+              <w:rPr>
+                <w:color w:val="000000"/>
+                <w:sz w:val="20"/>
+                <w:szCs w:val="20"/>
+              </w:rPr>
+              <w:t>Date only</w:t>
+            </w:r>
+          </w:p>
+        </w:tc>
+        <w:tc>
+          <w:tcPr>
+            <w:tcW w:w="4860" w:type="dxa"/>
+            <w:tcBorders>
+              <w:top w:val="single" w:sz="2" w:space="0" w:color="BFBFBF"/>
+              <w:left w:val="single" w:sz="2" w:space="0" w:color="BFBFBF"/>
+              <w:bottom w:val="single" w:sz="2" w:space="0" w:color="BFBFBF"/>
+              <w:right w:val="single" w:sz="2" w:space="0" w:color="BFBFBF"/>
+            </w:tcBorders>
+            <w:shd w:val="clear" w:color="auto" w:fill="F2F2F2"/>
+            <w:tcMar>
+              <w:top w:w="80" w:type="dxa"/>
+              <w:left w:w="120" w:type="dxa"/>
+              <w:bottom w:w="80" w:type="dxa"/>
+              <w:right w:w="120" w:type="dxa"/>
+            </w:tcMar>
+            <w:vAlign w:val="center"/>
+          </w:tcPr>
+          <w:p>
+            <w:r>
+              <w:rPr>
+                <w:color w:val="000000"/>
+                <w:sz w:val="20"/>
+                <w:szCs w:val="20"/>
+              </w:rPr>
+              <w:t>Report due date (EndDate + 3 days in current data)</w:t>
+            </w:r>
+          </w:p>
+        </w:tc>
+      </w:tr>
+      <w:tr>
+        <w:tblPrEx>
+          <w:tblCellMar>
+            <w:top w:w="0" w:type="dxa"/>
+            <w:bottom w:w="0" w:type="dxa"/>
+          </w:tblCellMar>
+        </w:tblPrEx>
+        <w:tc>
+          <w:tcPr>
+            <w:tcW w:w="2300" w:type="dxa"/>
+            <w:tcBorders>
+              <w:top w:val="single" w:sz="2" w:space="0" w:color="BFBFBF"/>
+              <w:left w:val="single" w:sz="2" w:space="0" w:color="BFBFBF"/>
+              <w:bottom w:val="single" w:sz="2" w:space="0" w:color="BFBFBF"/>
+              <w:right w:val="single" w:sz="2" w:space="0" w:color="BFBFBF"/>
+            </w:tcBorders>
+            <w:tcMar>
+              <w:top w:w="80" w:type="dxa"/>
+              <w:left w:w="120" w:type="dxa"/>
+              <w:bottom w:w="80" w:type="dxa"/>
+              <w:right w:w="120" w:type="dxa"/>
+            </w:tcMar>
+            <w:vAlign w:val="center"/>
+          </w:tcPr>
+          <w:p>
             <w:r>
               <w:rPr>
                 <w:color w:val="000000"/>
@@ -16722,7 +17645,96 @@
             </w:tcMar>
             <w:vAlign w:val="center"/>
           </w:tcPr>
-          <w:p/>
+          <w:p>
+            <w:r/>
+          </w:p>
+        </w:tc>
+      </w:tr>
+      <w:tr>
+        <w:tblPrEx>
+          <w:tblCellMar>
+            <w:top w:w="0" w:type="dxa"/>
+            <w:bottom w:w="0" w:type="dxa"/>
+          </w:tblCellMar>
+        </w:tblPrEx>
+        <w:tc>
+          <w:tcPr>
+            <w:tcW w:w="2300" w:type="dxa"/>
+            <w:tcBorders>
+              <w:top w:val="single" w:sz="2" w:space="0" w:color="BFBFBF"/>
+              <w:left w:val="single" w:sz="2" w:space="0" w:color="BFBFBF"/>
+              <w:bottom w:val="single" w:sz="2" w:space="0" w:color="BFBFBF"/>
+              <w:right w:val="single" w:sz="2" w:space="0" w:color="BFBFBF"/>
+            </w:tcBorders>
+            <w:tcMar>
+              <w:top w:w="80" w:type="dxa"/>
+              <w:left w:w="120" w:type="dxa"/>
+              <w:bottom w:w="80" w:type="dxa"/>
+              <w:right w:w="120" w:type="dxa"/>
+            </w:tcMar>
+            <w:vAlign w:val="center"/>
+          </w:tcPr>
+          <w:p>
+            <w:r>
+              <w:rPr>
+                <w:color w:val="000000"/>
+                <w:sz w:val="20"/>
+                <w:szCs w:val="20"/>
+              </w:rPr>
+              <w:t>Status</w:t>
+            </w:r>
+          </w:p>
+        </w:tc>
+        <w:tc>
+          <w:tcPr>
+            <w:tcW w:w="2200" w:type="dxa"/>
+            <w:tcBorders>
+              <w:top w:val="single" w:sz="2" w:space="0" w:color="BFBFBF"/>
+              <w:left w:val="single" w:sz="2" w:space="0" w:color="BFBFBF"/>
+              <w:bottom w:val="single" w:sz="2" w:space="0" w:color="BFBFBF"/>
+              <w:right w:val="single" w:sz="2" w:space="0" w:color="BFBFBF"/>
+            </w:tcBorders>
+            <w:tcMar>
+              <w:top w:w="80" w:type="dxa"/>
+              <w:left w:w="120" w:type="dxa"/>
+              <w:bottom w:w="80" w:type="dxa"/>
+              <w:right w:w="120" w:type="dxa"/>
+            </w:tcMar>
+            <w:vAlign w:val="center"/>
+          </w:tcPr>
+          <w:p>
+            <w:r>
+              <w:rPr>
+                <w:color w:val="000000"/>
+                <w:sz w:val="20"/>
+                <w:szCs w:val="20"/>
+              </w:rPr>
+              <w:t>Choice</w:t>
+            </w:r>
+          </w:p>
+        </w:tc>
+        <w:tc>
+          <w:tcPr>
+            <w:tcW w:w="4860" w:type="dxa"/>
+            <w:tcBorders>
+              <w:top w:val="single" w:sz="2" w:space="0" w:color="BFBFBF"/>
+              <w:left w:val="single" w:sz="2" w:space="0" w:color="BFBFBF"/>
+              <w:bottom w:val="single" w:sz="2" w:space="0" w:color="BFBFBF"/>
+              <w:right w:val="single" w:sz="2" w:space="0" w:color="BFBFBF"/>
+            </w:tcBorders>
+            <w:tcMar>
+              <w:top w:w="80" w:type="dxa"/>
+              <w:left w:w="120" w:type="dxa"/>
+              <w:bottom w:w="80" w:type="dxa"/>
+              <w:right w:w="120" w:type="dxa"/>
+            </w:tcMar>
+            <w:vAlign w:val="center"/>
+          </w:tcPr>
+          <w:p>
+            <w:r>
+              <w:t>Active / Completed / Not Started</w:t>
+            </w:r>
+          </w:p>
         </w:tc>
       </w:tr>
     </w:tbl>
@@ -16951,7 +17963,7 @@
                 <w:sz w:val="20"/>
                 <w:szCs w:val="20"/>
               </w:rPr>
-              <w:t>Report Number (auto-generated)</w:t>
+              <w:t>Report ID, e.g. 'ICTM-RP-0001'</w:t>
             </w:r>
           </w:p>
         </w:tc>
@@ -16972,23 +17984,22 @@
               <w:bottom w:val="single" w:sz="2" w:space="0" w:color="BFBFBF"/>
               <w:right w:val="single" w:sz="2" w:space="0" w:color="BFBFBF"/>
             </w:tcBorders>
-            <w:shd w:val="clear" w:color="auto" w:fill="F2F2F2"/>
-            <w:tcMar>
-              <w:top w:w="80" w:type="dxa"/>
-              <w:left w:w="120" w:type="dxa"/>
-              <w:bottom w:w="80" w:type="dxa"/>
-              <w:right w:w="120" w:type="dxa"/>
-            </w:tcMar>
-            <w:vAlign w:val="center"/>
-          </w:tcPr>
-          <w:p>
-            <w:r>
-              <w:rPr>
-                <w:color w:val="000000"/>
-                <w:sz w:val="20"/>
-                <w:szCs w:val="20"/>
-              </w:rPr>
-              <w:t>Activity</w:t>
+            <w:tcMar>
+              <w:top w:w="80" w:type="dxa"/>
+              <w:left w:w="120" w:type="dxa"/>
+              <w:bottom w:w="80" w:type="dxa"/>
+              <w:right w:w="120" w:type="dxa"/>
+            </w:tcMar>
+            <w:vAlign w:val="center"/>
+          </w:tcPr>
+          <w:p>
+            <w:r>
+              <w:rPr>
+                <w:color w:val="000000"/>
+                <w:sz w:val="20"/>
+                <w:szCs w:val="20"/>
+              </w:rPr>
+              <w:t>Programme / ProgrammeLabel</w:t>
             </w:r>
           </w:p>
         </w:tc>
@@ -17001,23 +18012,22 @@
               <w:bottom w:val="single" w:sz="2" w:space="0" w:color="BFBFBF"/>
               <w:right w:val="single" w:sz="2" w:space="0" w:color="BFBFBF"/>
             </w:tcBorders>
-            <w:shd w:val="clear" w:color="auto" w:fill="F2F2F2"/>
-            <w:tcMar>
-              <w:top w:w="80" w:type="dxa"/>
-              <w:left w:w="120" w:type="dxa"/>
-              <w:bottom w:w="80" w:type="dxa"/>
-              <w:right w:w="120" w:type="dxa"/>
-            </w:tcMar>
-            <w:vAlign w:val="center"/>
-          </w:tcPr>
-          <w:p>
-            <w:r>
-              <w:rPr>
-                <w:color w:val="000000"/>
-                <w:sz w:val="20"/>
-                <w:szCs w:val="20"/>
-              </w:rPr>
-              <w:t>Lookup (Activities)</w:t>
+            <w:tcMar>
+              <w:top w:w="80" w:type="dxa"/>
+              <w:left w:w="120" w:type="dxa"/>
+              <w:bottom w:w="80" w:type="dxa"/>
+              <w:right w:w="120" w:type="dxa"/>
+            </w:tcMar>
+            <w:vAlign w:val="center"/>
+          </w:tcPr>
+          <w:p>
+            <w:r>
+              <w:rPr>
+                <w:color w:val="000000"/>
+                <w:sz w:val="20"/>
+                <w:szCs w:val="20"/>
+              </w:rPr>
+              <w:t>Lookup / Text</w:t>
             </w:r>
           </w:p>
         </w:tc>
@@ -17030,23 +18040,22 @@
               <w:bottom w:val="single" w:sz="2" w:space="0" w:color="BFBFBF"/>
               <w:right w:val="single" w:sz="2" w:space="0" w:color="BFBFBF"/>
             </w:tcBorders>
-            <w:shd w:val="clear" w:color="auto" w:fill="F2F2F2"/>
-            <w:tcMar>
-              <w:top w:w="80" w:type="dxa"/>
-              <w:left w:w="120" w:type="dxa"/>
-              <w:bottom w:w="80" w:type="dxa"/>
-              <w:right w:w="120" w:type="dxa"/>
-            </w:tcMar>
-            <w:vAlign w:val="center"/>
-          </w:tcPr>
-          <w:p>
-            <w:r>
-              <w:rPr>
-                <w:color w:val="000000"/>
-                <w:sz w:val="20"/>
-                <w:szCs w:val="20"/>
-              </w:rPr>
-              <w:t>Indexed</w:t>
+            <w:tcMar>
+              <w:top w:w="80" w:type="dxa"/>
+              <w:left w:w="120" w:type="dxa"/>
+              <w:bottom w:w="80" w:type="dxa"/>
+              <w:right w:w="120" w:type="dxa"/>
+            </w:tcMar>
+            <w:vAlign w:val="center"/>
+          </w:tcPr>
+          <w:p>
+            <w:r>
+              <w:rPr>
+                <w:color w:val="000000"/>
+                <w:sz w:val="20"/>
+                <w:szCs w:val="20"/>
+              </w:rPr>
+              <w:t>Denormalized programme name</w:t>
             </w:r>
           </w:p>
         </w:tc>
@@ -17076,16 +18085,14 @@
             <w:vAlign w:val="center"/>
           </w:tcPr>
           <w:p>
-            <w:proofErr w:type="spellStart"/>
-            <w:r>
-              <w:rPr>
-                <w:color w:val="000000"/>
-                <w:sz w:val="20"/>
-                <w:szCs w:val="20"/>
-              </w:rPr>
-              <w:t>ReportingMonth</w:t>
-            </w:r>
-            <w:proofErr w:type="spellEnd"/>
+            <w:r>
+              <w:rPr>
+                <w:color w:val="000000"/>
+                <w:sz w:val="20"/>
+                <w:szCs w:val="20"/>
+              </w:rPr>
+              <w:t>Directorate / DirectorateLabel</w:t>
+            </w:r>
           </w:p>
         </w:tc>
         <w:tc>
@@ -17112,7 +18119,7 @@
                 <w:sz w:val="20"/>
                 <w:szCs w:val="20"/>
               </w:rPr>
-              <w:t>Choice</w:t>
+              <w:t>Lookup / Text</w:t>
             </w:r>
           </w:p>
         </w:tc>
@@ -17140,7 +18147,7 @@
                 <w:sz w:val="20"/>
                 <w:szCs w:val="20"/>
               </w:rPr>
-              <w:t>April … March</w:t>
+              <w:t>⚠ DirectorateLabel stores the short CODE (e.g. 'ICTM')</w:t>
             </w:r>
           </w:p>
         </w:tc>
@@ -17161,23 +18168,22 @@
               <w:bottom w:val="single" w:sz="2" w:space="0" w:color="BFBFBF"/>
               <w:right w:val="single" w:sz="2" w:space="0" w:color="BFBFBF"/>
             </w:tcBorders>
-            <w:shd w:val="clear" w:color="auto" w:fill="F2F2F2"/>
-            <w:tcMar>
-              <w:top w:w="80" w:type="dxa"/>
-              <w:left w:w="120" w:type="dxa"/>
-              <w:bottom w:w="80" w:type="dxa"/>
-              <w:right w:w="120" w:type="dxa"/>
-            </w:tcMar>
-            <w:vAlign w:val="center"/>
-          </w:tcPr>
-          <w:p>
-            <w:r>
-              <w:rPr>
-                <w:color w:val="000000"/>
-                <w:sz w:val="20"/>
-                <w:szCs w:val="20"/>
-              </w:rPr>
-              <w:t>Quarter</w:t>
+            <w:tcMar>
+              <w:top w:w="80" w:type="dxa"/>
+              <w:left w:w="120" w:type="dxa"/>
+              <w:bottom w:w="80" w:type="dxa"/>
+              <w:right w:w="120" w:type="dxa"/>
+            </w:tcMar>
+            <w:vAlign w:val="center"/>
+          </w:tcPr>
+          <w:p>
+            <w:r>
+              <w:rPr>
+                <w:color w:val="000000"/>
+                <w:sz w:val="20"/>
+                <w:szCs w:val="20"/>
+              </w:rPr>
+              <w:t>Project / ProjectOwnerLabel</w:t>
             </w:r>
           </w:p>
         </w:tc>
@@ -17190,23 +18196,22 @@
               <w:bottom w:val="single" w:sz="2" w:space="0" w:color="BFBFBF"/>
               <w:right w:val="single" w:sz="2" w:space="0" w:color="BFBFBF"/>
             </w:tcBorders>
-            <w:shd w:val="clear" w:color="auto" w:fill="F2F2F2"/>
-            <w:tcMar>
-              <w:top w:w="80" w:type="dxa"/>
-              <w:left w:w="120" w:type="dxa"/>
-              <w:bottom w:w="80" w:type="dxa"/>
-              <w:right w:w="120" w:type="dxa"/>
-            </w:tcMar>
-            <w:vAlign w:val="center"/>
-          </w:tcPr>
-          <w:p>
-            <w:r>
-              <w:rPr>
-                <w:color w:val="000000"/>
-                <w:sz w:val="20"/>
-                <w:szCs w:val="20"/>
-              </w:rPr>
-              <w:t>Choice</w:t>
+            <w:tcMar>
+              <w:top w:w="80" w:type="dxa"/>
+              <w:left w:w="120" w:type="dxa"/>
+              <w:bottom w:w="80" w:type="dxa"/>
+              <w:right w:w="120" w:type="dxa"/>
+            </w:tcMar>
+            <w:vAlign w:val="center"/>
+          </w:tcPr>
+          <w:p>
+            <w:r>
+              <w:rPr>
+                <w:color w:val="000000"/>
+                <w:sz w:val="20"/>
+                <w:szCs w:val="20"/>
+              </w:rPr>
+              <w:t>Lookup / Text</w:t>
             </w:r>
           </w:p>
         </w:tc>
@@ -17219,23 +18224,22 @@
               <w:bottom w:val="single" w:sz="2" w:space="0" w:color="BFBFBF"/>
               <w:right w:val="single" w:sz="2" w:space="0" w:color="BFBFBF"/>
             </w:tcBorders>
-            <w:shd w:val="clear" w:color="auto" w:fill="F2F2F2"/>
-            <w:tcMar>
-              <w:top w:w="80" w:type="dxa"/>
-              <w:left w:w="120" w:type="dxa"/>
-              <w:bottom w:w="80" w:type="dxa"/>
-              <w:right w:w="120" w:type="dxa"/>
-            </w:tcMar>
-            <w:vAlign w:val="center"/>
-          </w:tcPr>
-          <w:p>
-            <w:r>
-              <w:rPr>
-                <w:color w:val="000000"/>
-                <w:sz w:val="20"/>
-                <w:szCs w:val="20"/>
-              </w:rPr>
-              <w:t>Q1–Q4</w:t>
+            <w:tcMar>
+              <w:top w:w="80" w:type="dxa"/>
+              <w:left w:w="120" w:type="dxa"/>
+              <w:bottom w:w="80" w:type="dxa"/>
+              <w:right w:w="120" w:type="dxa"/>
+            </w:tcMar>
+            <w:vAlign w:val="center"/>
+          </w:tcPr>
+          <w:p>
+            <w:r>
+              <w:rPr>
+                <w:color w:val="000000"/>
+                <w:sz w:val="20"/>
+                <w:szCs w:val="20"/>
+              </w:rPr>
+              <w:t>ProjectOwnerLabel is the denormalized Responsibility person's display name</w:t>
             </w:r>
           </w:p>
         </w:tc>
@@ -17265,16 +18269,14 @@
             <w:vAlign w:val="center"/>
           </w:tcPr>
           <w:p>
-            <w:proofErr w:type="spellStart"/>
-            <w:r>
-              <w:rPr>
-                <w:color w:val="000000"/>
-                <w:sz w:val="20"/>
-                <w:szCs w:val="20"/>
-              </w:rPr>
-              <w:t>FinancialYear</w:t>
-            </w:r>
-            <w:proofErr w:type="spellEnd"/>
+            <w:r>
+              <w:rPr>
+                <w:color w:val="000000"/>
+                <w:sz w:val="20"/>
+                <w:szCs w:val="20"/>
+              </w:rPr>
+              <w:t>Activity / ActivityOwnerLabel</w:t>
+            </w:r>
           </w:p>
         </w:tc>
         <w:tc>
@@ -17301,7 +18303,7 @@
                 <w:sz w:val="20"/>
                 <w:szCs w:val="20"/>
               </w:rPr>
-              <w:t>Choice</w:t>
+              <w:t>Lookup / Text</w:t>
             </w:r>
           </w:p>
         </w:tc>
@@ -17329,7 +18331,6 @@
                 <w:sz w:val="20"/>
                 <w:szCs w:val="20"/>
               </w:rPr>
-              <w:t>e.g. 2026/27</w:t>
             </w:r>
           </w:p>
         </w:tc>
@@ -17350,26 +18351,23 @@
               <w:bottom w:val="single" w:sz="2" w:space="0" w:color="BFBFBF"/>
               <w:right w:val="single" w:sz="2" w:space="0" w:color="BFBFBF"/>
             </w:tcBorders>
-            <w:shd w:val="clear" w:color="auto" w:fill="F2F2F2"/>
-            <w:tcMar>
-              <w:top w:w="80" w:type="dxa"/>
-              <w:left w:w="120" w:type="dxa"/>
-              <w:bottom w:w="80" w:type="dxa"/>
-              <w:right w:w="120" w:type="dxa"/>
-            </w:tcMar>
-            <w:vAlign w:val="center"/>
-          </w:tcPr>
-          <w:p>
-            <w:proofErr w:type="spellStart"/>
-            <w:r>
-              <w:rPr>
-                <w:color w:val="000000"/>
-                <w:sz w:val="20"/>
-                <w:szCs w:val="20"/>
-              </w:rPr>
-              <w:t>PlannedActivity</w:t>
-            </w:r>
-            <w:proofErr w:type="spellEnd"/>
+            <w:tcMar>
+              <w:top w:w="80" w:type="dxa"/>
+              <w:left w:w="120" w:type="dxa"/>
+              <w:bottom w:w="80" w:type="dxa"/>
+              <w:right w:w="120" w:type="dxa"/>
+            </w:tcMar>
+            <w:vAlign w:val="center"/>
+          </w:tcPr>
+          <w:p>
+            <w:r>
+              <w:rPr>
+                <w:color w:val="000000"/>
+                <w:sz w:val="20"/>
+                <w:szCs w:val="20"/>
+              </w:rPr>
+              <w:t>Activity: ActivityShortDescription / StartDate / EndDate / DueDate</w:t>
+            </w:r>
           </w:p>
         </w:tc>
         <w:tc>
@@ -17381,23 +18379,22 @@
               <w:bottom w:val="single" w:sz="2" w:space="0" w:color="BFBFBF"/>
               <w:right w:val="single" w:sz="2" w:space="0" w:color="BFBFBF"/>
             </w:tcBorders>
-            <w:shd w:val="clear" w:color="auto" w:fill="F2F2F2"/>
-            <w:tcMar>
-              <w:top w:w="80" w:type="dxa"/>
-              <w:left w:w="120" w:type="dxa"/>
-              <w:bottom w:w="80" w:type="dxa"/>
-              <w:right w:w="120" w:type="dxa"/>
-            </w:tcMar>
-            <w:vAlign w:val="center"/>
-          </w:tcPr>
-          <w:p>
-            <w:r>
-              <w:rPr>
-                <w:color w:val="000000"/>
-                <w:sz w:val="20"/>
-                <w:szCs w:val="20"/>
-              </w:rPr>
-              <w:t>Multiple lines of text</w:t>
+            <w:tcMar>
+              <w:top w:w="80" w:type="dxa"/>
+              <w:left w:w="120" w:type="dxa"/>
+              <w:bottom w:w="80" w:type="dxa"/>
+              <w:right w:w="120" w:type="dxa"/>
+            </w:tcMar>
+            <w:vAlign w:val="center"/>
+          </w:tcPr>
+          <w:p>
+            <w:r>
+              <w:rPr>
+                <w:color w:val="000000"/>
+                <w:sz w:val="20"/>
+                <w:szCs w:val="20"/>
+              </w:rPr>
+              <w:t>Lookup projections</w:t>
             </w:r>
           </w:p>
         </w:tc>
@@ -17410,16 +18407,24 @@
               <w:bottom w:val="single" w:sz="2" w:space="0" w:color="BFBFBF"/>
               <w:right w:val="single" w:sz="2" w:space="0" w:color="BFBFBF"/>
             </w:tcBorders>
-            <w:shd w:val="clear" w:color="auto" w:fill="F2F2F2"/>
-            <w:tcMar>
-              <w:top w:w="80" w:type="dxa"/>
-              <w:left w:w="120" w:type="dxa"/>
-              <w:bottom w:w="80" w:type="dxa"/>
-              <w:right w:w="120" w:type="dxa"/>
-            </w:tcMar>
-            <w:vAlign w:val="center"/>
-          </w:tcPr>
-          <w:p/>
+            <w:tcMar>
+              <w:top w:w="80" w:type="dxa"/>
+              <w:left w:w="120" w:type="dxa"/>
+              <w:bottom w:w="80" w:type="dxa"/>
+              <w:right w:w="120" w:type="dxa"/>
+            </w:tcMar>
+            <w:vAlign w:val="center"/>
+          </w:tcPr>
+          <w:p>
+            <w:r>
+              <w:rPr>
+                <w:color w:val="000000"/>
+                <w:sz w:val="20"/>
+                <w:szCs w:val="20"/>
+              </w:rPr>
+              <w:t>Read-only projected fields</w:t>
+            </w:r>
+          </w:p>
         </w:tc>
       </w:tr>
       <w:tr>
@@ -17438,6 +18443,101 @@
               <w:bottom w:val="single" w:sz="2" w:space="0" w:color="BFBFBF"/>
               <w:right w:val="single" w:sz="2" w:space="0" w:color="BFBFBF"/>
             </w:tcBorders>
+            <w:shd w:val="clear" w:color="auto" w:fill="F2F2F2"/>
+            <w:tcMar>
+              <w:top w:w="80" w:type="dxa"/>
+              <w:left w:w="120" w:type="dxa"/>
+              <w:bottom w:w="80" w:type="dxa"/>
+              <w:right w:w="120" w:type="dxa"/>
+            </w:tcMar>
+            <w:vAlign w:val="center"/>
+          </w:tcPr>
+          <w:p>
+            <w:r>
+              <w:rPr>
+                <w:color w:val="000000"/>
+                <w:sz w:val="20"/>
+                <w:szCs w:val="20"/>
+              </w:rPr>
+              <w:t>Activity</w:t>
+            </w:r>
+          </w:p>
+        </w:tc>
+        <w:tc>
+          <w:tcPr>
+            <w:tcW w:w="2200" w:type="dxa"/>
+            <w:tcBorders>
+              <w:top w:val="single" w:sz="2" w:space="0" w:color="BFBFBF"/>
+              <w:left w:val="single" w:sz="2" w:space="0" w:color="BFBFBF"/>
+              <w:bottom w:val="single" w:sz="2" w:space="0" w:color="BFBFBF"/>
+              <w:right w:val="single" w:sz="2" w:space="0" w:color="BFBFBF"/>
+            </w:tcBorders>
+            <w:shd w:val="clear" w:color="auto" w:fill="F2F2F2"/>
+            <w:tcMar>
+              <w:top w:w="80" w:type="dxa"/>
+              <w:left w:w="120" w:type="dxa"/>
+              <w:bottom w:w="80" w:type="dxa"/>
+              <w:right w:w="120" w:type="dxa"/>
+            </w:tcMar>
+            <w:vAlign w:val="center"/>
+          </w:tcPr>
+          <w:p>
+            <w:r>
+              <w:rPr>
+                <w:color w:val="000000"/>
+                <w:sz w:val="20"/>
+                <w:szCs w:val="20"/>
+              </w:rPr>
+              <w:t>Lookup (Activities)</w:t>
+            </w:r>
+          </w:p>
+        </w:tc>
+        <w:tc>
+          <w:tcPr>
+            <w:tcW w:w="4860" w:type="dxa"/>
+            <w:tcBorders>
+              <w:top w:val="single" w:sz="2" w:space="0" w:color="BFBFBF"/>
+              <w:left w:val="single" w:sz="2" w:space="0" w:color="BFBFBF"/>
+              <w:bottom w:val="single" w:sz="2" w:space="0" w:color="BFBFBF"/>
+              <w:right w:val="single" w:sz="2" w:space="0" w:color="BFBFBF"/>
+            </w:tcBorders>
+            <w:shd w:val="clear" w:color="auto" w:fill="F2F2F2"/>
+            <w:tcMar>
+              <w:top w:w="80" w:type="dxa"/>
+              <w:left w:w="120" w:type="dxa"/>
+              <w:bottom w:w="80" w:type="dxa"/>
+              <w:right w:w="120" w:type="dxa"/>
+            </w:tcMar>
+            <w:vAlign w:val="center"/>
+          </w:tcPr>
+          <w:p>
+            <w:r>
+              <w:rPr>
+                <w:color w:val="000000"/>
+                <w:sz w:val="20"/>
+                <w:szCs w:val="20"/>
+              </w:rPr>
+              <w:t>Indexed</w:t>
+            </w:r>
+          </w:p>
+        </w:tc>
+      </w:tr>
+      <w:tr>
+        <w:tblPrEx>
+          <w:tblCellMar>
+            <w:top w:w="0" w:type="dxa"/>
+            <w:bottom w:w="0" w:type="dxa"/>
+          </w:tblCellMar>
+        </w:tblPrEx>
+        <w:tc>
+          <w:tcPr>
+            <w:tcW w:w="2300" w:type="dxa"/>
+            <w:tcBorders>
+              <w:top w:val="single" w:sz="2" w:space="0" w:color="BFBFBF"/>
+              <w:left w:val="single" w:sz="2" w:space="0" w:color="BFBFBF"/>
+              <w:bottom w:val="single" w:sz="2" w:space="0" w:color="BFBFBF"/>
+              <w:right w:val="single" w:sz="2" w:space="0" w:color="BFBFBF"/>
+            </w:tcBorders>
             <w:tcMar>
               <w:top w:w="80" w:type="dxa"/>
               <w:left w:w="120" w:type="dxa"/>
@@ -17454,7 +18554,7 @@
                 <w:sz w:val="20"/>
                 <w:szCs w:val="20"/>
               </w:rPr>
-              <w:t>ProgressNarrative</w:t>
+              <w:t>ReportingMonth</w:t>
             </w:r>
             <w:proofErr w:type="spellEnd"/>
           </w:p>
@@ -17483,6 +18583,291 @@
                 <w:sz w:val="20"/>
                 <w:szCs w:val="20"/>
               </w:rPr>
+              <w:t>Choice</w:t>
+            </w:r>
+          </w:p>
+        </w:tc>
+        <w:tc>
+          <w:tcPr>
+            <w:tcW w:w="4860" w:type="dxa"/>
+            <w:tcBorders>
+              <w:top w:val="single" w:sz="2" w:space="0" w:color="BFBFBF"/>
+              <w:left w:val="single" w:sz="2" w:space="0" w:color="BFBFBF"/>
+              <w:bottom w:val="single" w:sz="2" w:space="0" w:color="BFBFBF"/>
+              <w:right w:val="single" w:sz="2" w:space="0" w:color="BFBFBF"/>
+            </w:tcBorders>
+            <w:tcMar>
+              <w:top w:w="80" w:type="dxa"/>
+              <w:left w:w="120" w:type="dxa"/>
+              <w:bottom w:w="80" w:type="dxa"/>
+              <w:right w:w="120" w:type="dxa"/>
+            </w:tcMar>
+            <w:vAlign w:val="center"/>
+          </w:tcPr>
+          <w:p>
+            <w:r>
+              <w:rPr>
+                <w:color w:val="000000"/>
+                <w:sz w:val="20"/>
+                <w:szCs w:val="20"/>
+              </w:rPr>
+              <w:t>April … March</w:t>
+            </w:r>
+          </w:p>
+        </w:tc>
+      </w:tr>
+      <w:tr>
+        <w:tblPrEx>
+          <w:tblCellMar>
+            <w:top w:w="0" w:type="dxa"/>
+            <w:bottom w:w="0" w:type="dxa"/>
+          </w:tblCellMar>
+        </w:tblPrEx>
+        <w:tc>
+          <w:tcPr>
+            <w:tcW w:w="2300" w:type="dxa"/>
+            <w:tcBorders>
+              <w:top w:val="single" w:sz="2" w:space="0" w:color="BFBFBF"/>
+              <w:left w:val="single" w:sz="2" w:space="0" w:color="BFBFBF"/>
+              <w:bottom w:val="single" w:sz="2" w:space="0" w:color="BFBFBF"/>
+              <w:right w:val="single" w:sz="2" w:space="0" w:color="BFBFBF"/>
+            </w:tcBorders>
+            <w:shd w:val="clear" w:color="auto" w:fill="F2F2F2"/>
+            <w:tcMar>
+              <w:top w:w="80" w:type="dxa"/>
+              <w:left w:w="120" w:type="dxa"/>
+              <w:bottom w:w="80" w:type="dxa"/>
+              <w:right w:w="120" w:type="dxa"/>
+            </w:tcMar>
+            <w:vAlign w:val="center"/>
+          </w:tcPr>
+          <w:p>
+            <w:r>
+              <w:rPr>
+                <w:color w:val="000000"/>
+                <w:sz w:val="20"/>
+                <w:szCs w:val="20"/>
+              </w:rPr>
+              <w:t>Quarter</w:t>
+            </w:r>
+          </w:p>
+        </w:tc>
+        <w:tc>
+          <w:tcPr>
+            <w:tcW w:w="2200" w:type="dxa"/>
+            <w:tcBorders>
+              <w:top w:val="single" w:sz="2" w:space="0" w:color="BFBFBF"/>
+              <w:left w:val="single" w:sz="2" w:space="0" w:color="BFBFBF"/>
+              <w:bottom w:val="single" w:sz="2" w:space="0" w:color="BFBFBF"/>
+              <w:right w:val="single" w:sz="2" w:space="0" w:color="BFBFBF"/>
+            </w:tcBorders>
+            <w:shd w:val="clear" w:color="auto" w:fill="F2F2F2"/>
+            <w:tcMar>
+              <w:top w:w="80" w:type="dxa"/>
+              <w:left w:w="120" w:type="dxa"/>
+              <w:bottom w:w="80" w:type="dxa"/>
+              <w:right w:w="120" w:type="dxa"/>
+            </w:tcMar>
+            <w:vAlign w:val="center"/>
+          </w:tcPr>
+          <w:p>
+            <w:r>
+              <w:rPr>
+                <w:color w:val="000000"/>
+                <w:sz w:val="20"/>
+                <w:szCs w:val="20"/>
+              </w:rPr>
+              <w:t>Choice</w:t>
+            </w:r>
+          </w:p>
+        </w:tc>
+        <w:tc>
+          <w:tcPr>
+            <w:tcW w:w="4860" w:type="dxa"/>
+            <w:tcBorders>
+              <w:top w:val="single" w:sz="2" w:space="0" w:color="BFBFBF"/>
+              <w:left w:val="single" w:sz="2" w:space="0" w:color="BFBFBF"/>
+              <w:bottom w:val="single" w:sz="2" w:space="0" w:color="BFBFBF"/>
+              <w:right w:val="single" w:sz="2" w:space="0" w:color="BFBFBF"/>
+            </w:tcBorders>
+            <w:shd w:val="clear" w:color="auto" w:fill="F2F2F2"/>
+            <w:tcMar>
+              <w:top w:w="80" w:type="dxa"/>
+              <w:left w:w="120" w:type="dxa"/>
+              <w:bottom w:w="80" w:type="dxa"/>
+              <w:right w:w="120" w:type="dxa"/>
+            </w:tcMar>
+            <w:vAlign w:val="center"/>
+          </w:tcPr>
+          <w:p>
+            <w:r>
+              <w:rPr>
+                <w:color w:val="000000"/>
+                <w:sz w:val="20"/>
+                <w:szCs w:val="20"/>
+              </w:rPr>
+              <w:t>Q1–Q4 (+ All)</w:t>
+            </w:r>
+          </w:p>
+        </w:tc>
+      </w:tr>
+      <w:tr>
+        <w:tblPrEx>
+          <w:tblCellMar>
+            <w:top w:w="0" w:type="dxa"/>
+            <w:bottom w:w="0" w:type="dxa"/>
+          </w:tblCellMar>
+        </w:tblPrEx>
+        <w:tc>
+          <w:tcPr>
+            <w:tcW w:w="2300" w:type="dxa"/>
+            <w:tcBorders>
+              <w:top w:val="single" w:sz="2" w:space="0" w:color="BFBFBF"/>
+              <w:left w:val="single" w:sz="2" w:space="0" w:color="BFBFBF"/>
+              <w:bottom w:val="single" w:sz="2" w:space="0" w:color="BFBFBF"/>
+              <w:right w:val="single" w:sz="2" w:space="0" w:color="BFBFBF"/>
+            </w:tcBorders>
+            <w:tcMar>
+              <w:top w:w="80" w:type="dxa"/>
+              <w:left w:w="120" w:type="dxa"/>
+              <w:bottom w:w="80" w:type="dxa"/>
+              <w:right w:w="120" w:type="dxa"/>
+            </w:tcMar>
+            <w:vAlign w:val="center"/>
+          </w:tcPr>
+          <w:p>
+            <w:proofErr w:type="spellStart"/>
+            <w:r>
+              <w:rPr>
+                <w:color w:val="000000"/>
+                <w:sz w:val="20"/>
+                <w:szCs w:val="20"/>
+              </w:rPr>
+              <w:t>FinancialYear</w:t>
+            </w:r>
+            <w:proofErr w:type="spellEnd"/>
+          </w:p>
+        </w:tc>
+        <w:tc>
+          <w:tcPr>
+            <w:tcW w:w="2200" w:type="dxa"/>
+            <w:tcBorders>
+              <w:top w:val="single" w:sz="2" w:space="0" w:color="BFBFBF"/>
+              <w:left w:val="single" w:sz="2" w:space="0" w:color="BFBFBF"/>
+              <w:bottom w:val="single" w:sz="2" w:space="0" w:color="BFBFBF"/>
+              <w:right w:val="single" w:sz="2" w:space="0" w:color="BFBFBF"/>
+            </w:tcBorders>
+            <w:tcMar>
+              <w:top w:w="80" w:type="dxa"/>
+              <w:left w:w="120" w:type="dxa"/>
+              <w:bottom w:w="80" w:type="dxa"/>
+              <w:right w:w="120" w:type="dxa"/>
+            </w:tcMar>
+            <w:vAlign w:val="center"/>
+          </w:tcPr>
+          <w:p>
+            <w:r>
+              <w:rPr>
+                <w:color w:val="000000"/>
+                <w:sz w:val="20"/>
+                <w:szCs w:val="20"/>
+              </w:rPr>
+              <w:t>Choice</w:t>
+            </w:r>
+          </w:p>
+        </w:tc>
+        <w:tc>
+          <w:tcPr>
+            <w:tcW w:w="4860" w:type="dxa"/>
+            <w:tcBorders>
+              <w:top w:val="single" w:sz="2" w:space="0" w:color="BFBFBF"/>
+              <w:left w:val="single" w:sz="2" w:space="0" w:color="BFBFBF"/>
+              <w:bottom w:val="single" w:sz="2" w:space="0" w:color="BFBFBF"/>
+              <w:right w:val="single" w:sz="2" w:space="0" w:color="BFBFBF"/>
+            </w:tcBorders>
+            <w:tcMar>
+              <w:top w:w="80" w:type="dxa"/>
+              <w:left w:w="120" w:type="dxa"/>
+              <w:bottom w:w="80" w:type="dxa"/>
+              <w:right w:w="120" w:type="dxa"/>
+            </w:tcMar>
+            <w:vAlign w:val="center"/>
+          </w:tcPr>
+          <w:p>
+            <w:r>
+              <w:rPr>
+                <w:color w:val="000000"/>
+                <w:sz w:val="20"/>
+                <w:szCs w:val="20"/>
+              </w:rPr>
+              <w:t>e.g. 2026/27</w:t>
+            </w:r>
+          </w:p>
+        </w:tc>
+      </w:tr>
+      <w:tr>
+        <w:tblPrEx>
+          <w:tblCellMar>
+            <w:top w:w="0" w:type="dxa"/>
+            <w:bottom w:w="0" w:type="dxa"/>
+          </w:tblCellMar>
+        </w:tblPrEx>
+        <w:tc>
+          <w:tcPr>
+            <w:tcW w:w="2300" w:type="dxa"/>
+            <w:tcBorders>
+              <w:top w:val="single" w:sz="2" w:space="0" w:color="BFBFBF"/>
+              <w:left w:val="single" w:sz="2" w:space="0" w:color="BFBFBF"/>
+              <w:bottom w:val="single" w:sz="2" w:space="0" w:color="BFBFBF"/>
+              <w:right w:val="single" w:sz="2" w:space="0" w:color="BFBFBF"/>
+            </w:tcBorders>
+            <w:shd w:val="clear" w:color="auto" w:fill="F2F2F2"/>
+            <w:tcMar>
+              <w:top w:w="80" w:type="dxa"/>
+              <w:left w:w="120" w:type="dxa"/>
+              <w:bottom w:w="80" w:type="dxa"/>
+              <w:right w:w="120" w:type="dxa"/>
+            </w:tcMar>
+            <w:vAlign w:val="center"/>
+          </w:tcPr>
+          <w:p>
+            <w:proofErr w:type="spellStart"/>
+            <w:r>
+              <w:rPr>
+                <w:color w:val="000000"/>
+                <w:sz w:val="20"/>
+                <w:szCs w:val="20"/>
+              </w:rPr>
+              <w:t>PlannedAct</w:t>
+            </w:r>
+            <w:proofErr w:type="spellEnd"/>
+          </w:p>
+        </w:tc>
+        <w:tc>
+          <w:tcPr>
+            <w:tcW w:w="2200" w:type="dxa"/>
+            <w:tcBorders>
+              <w:top w:val="single" w:sz="2" w:space="0" w:color="BFBFBF"/>
+              <w:left w:val="single" w:sz="2" w:space="0" w:color="BFBFBF"/>
+              <w:bottom w:val="single" w:sz="2" w:space="0" w:color="BFBFBF"/>
+              <w:right w:val="single" w:sz="2" w:space="0" w:color="BFBFBF"/>
+            </w:tcBorders>
+            <w:shd w:val="clear" w:color="auto" w:fill="F2F2F2"/>
+            <w:tcMar>
+              <w:top w:w="80" w:type="dxa"/>
+              <w:left w:w="120" w:type="dxa"/>
+              <w:bottom w:w="80" w:type="dxa"/>
+              <w:right w:w="120" w:type="dxa"/>
+            </w:tcMar>
+            <w:vAlign w:val="center"/>
+          </w:tcPr>
+          <w:p>
+            <w:r>
+              <w:rPr>
+                <w:color w:val="000000"/>
+                <w:sz w:val="20"/>
+                <w:szCs w:val="20"/>
+              </w:rPr>
               <w:t>Multiple lines of text</w:t>
             </w:r>
           </w:p>
@@ -17496,22 +18881,394 @@
               <w:bottom w:val="single" w:sz="2" w:space="0" w:color="BFBFBF"/>
               <w:right w:val="single" w:sz="2" w:space="0" w:color="BFBFBF"/>
             </w:tcBorders>
-            <w:tcMar>
-              <w:top w:w="80" w:type="dxa"/>
-              <w:left w:w="120" w:type="dxa"/>
-              <w:bottom w:w="80" w:type="dxa"/>
-              <w:right w:w="120" w:type="dxa"/>
-            </w:tcMar>
-            <w:vAlign w:val="center"/>
-          </w:tcPr>
-          <w:p>
-            <w:r>
-              <w:rPr>
-                <w:color w:val="000000"/>
-                <w:sz w:val="20"/>
-                <w:szCs w:val="20"/>
-              </w:rPr>
-              <w:t>Rich text enabled for evidence links</w:t>
+            <w:shd w:val="clear" w:color="auto" w:fill="F2F2F2"/>
+            <w:tcMar>
+              <w:top w:w="80" w:type="dxa"/>
+              <w:left w:w="120" w:type="dxa"/>
+              <w:bottom w:w="80" w:type="dxa"/>
+              <w:right w:w="120" w:type="dxa"/>
+            </w:tcMar>
+            <w:vAlign w:val="center"/>
+          </w:tcPr>
+          <w:p>
+            <w:r>
+              <w:t>Internal name: PlannedActivity</w:t>
+            </w:r>
+          </w:p>
+        </w:tc>
+      </w:tr>
+      <w:tr>
+        <w:tblPrEx>
+          <w:tblCellMar>
+            <w:top w:w="0" w:type="dxa"/>
+            <w:bottom w:w="0" w:type="dxa"/>
+          </w:tblCellMar>
+        </w:tblPrEx>
+        <w:tc>
+          <w:tcPr>
+            <w:tcW w:w="2300" w:type="dxa"/>
+            <w:tcBorders>
+              <w:top w:val="single" w:sz="2" w:space="0" w:color="BFBFBF"/>
+              <w:left w:val="single" w:sz="2" w:space="0" w:color="BFBFBF"/>
+              <w:bottom w:val="single" w:sz="2" w:space="0" w:color="BFBFBF"/>
+              <w:right w:val="single" w:sz="2" w:space="0" w:color="BFBFBF"/>
+            </w:tcBorders>
+            <w:tcMar>
+              <w:top w:w="80" w:type="dxa"/>
+              <w:left w:w="120" w:type="dxa"/>
+              <w:bottom w:w="80" w:type="dxa"/>
+              <w:right w:w="120" w:type="dxa"/>
+            </w:tcMar>
+            <w:vAlign w:val="center"/>
+          </w:tcPr>
+          <w:p>
+            <w:proofErr w:type="spellStart"/>
+            <w:r>
+              <w:rPr>
+                <w:color w:val="000000"/>
+                <w:sz w:val="20"/>
+                <w:szCs w:val="20"/>
+              </w:rPr>
+              <w:t>isFlagged</w:t>
+            </w:r>
+            <w:proofErr w:type="spellEnd"/>
+          </w:p>
+        </w:tc>
+        <w:tc>
+          <w:tcPr>
+            <w:tcW w:w="2200" w:type="dxa"/>
+            <w:tcBorders>
+              <w:top w:val="single" w:sz="2" w:space="0" w:color="BFBFBF"/>
+              <w:left w:val="single" w:sz="2" w:space="0" w:color="BFBFBF"/>
+              <w:bottom w:val="single" w:sz="2" w:space="0" w:color="BFBFBF"/>
+              <w:right w:val="single" w:sz="2" w:space="0" w:color="BFBFBF"/>
+            </w:tcBorders>
+            <w:tcMar>
+              <w:top w:w="80" w:type="dxa"/>
+              <w:left w:w="120" w:type="dxa"/>
+              <w:bottom w:w="80" w:type="dxa"/>
+              <w:right w:w="120" w:type="dxa"/>
+            </w:tcMar>
+            <w:vAlign w:val="center"/>
+          </w:tcPr>
+          <w:p>
+            <w:r>
+              <w:rPr>
+                <w:color w:val="000000"/>
+                <w:sz w:val="20"/>
+                <w:szCs w:val="20"/>
+              </w:rPr>
+              <w:t>Yes/No</w:t>
+            </w:r>
+          </w:p>
+        </w:tc>
+        <w:tc>
+          <w:tcPr>
+            <w:tcW w:w="4860" w:type="dxa"/>
+            <w:tcBorders>
+              <w:top w:val="single" w:sz="2" w:space="0" w:color="BFBFBF"/>
+              <w:left w:val="single" w:sz="2" w:space="0" w:color="BFBFBF"/>
+              <w:bottom w:val="single" w:sz="2" w:space="0" w:color="BFBFBF"/>
+              <w:right w:val="single" w:sz="2" w:space="0" w:color="BFBFBF"/>
+            </w:tcBorders>
+            <w:tcMar>
+              <w:top w:w="80" w:type="dxa"/>
+              <w:left w:w="120" w:type="dxa"/>
+              <w:bottom w:w="80" w:type="dxa"/>
+              <w:right w:w="120" w:type="dxa"/>
+            </w:tcMar>
+            <w:vAlign w:val="center"/>
+          </w:tcPr>
+          <w:p>
+            <w:r>
+              <w:rPr>
+                <w:color w:val="000000"/>
+                <w:sz w:val="20"/>
+                <w:szCs w:val="20"/>
+              </w:rPr>
+              <w:t>Manually settable by any reviewer role</w:t>
+            </w:r>
+          </w:p>
+        </w:tc>
+      </w:tr>
+      <w:tr>
+        <w:tblPrEx>
+          <w:tblCellMar>
+            <w:top w:w="0" w:type="dxa"/>
+            <w:bottom w:w="0" w:type="dxa"/>
+          </w:tblCellMar>
+        </w:tblPrEx>
+        <w:tc>
+          <w:tcPr>
+            <w:tcW w:w="2300" w:type="dxa"/>
+            <w:tcBorders>
+              <w:top w:val="single" w:sz="2" w:space="0" w:color="BFBFBF"/>
+              <w:left w:val="single" w:sz="2" w:space="0" w:color="BFBFBF"/>
+              <w:bottom w:val="single" w:sz="2" w:space="0" w:color="BFBFBF"/>
+              <w:right w:val="single" w:sz="2" w:space="0" w:color="BFBFBF"/>
+            </w:tcBorders>
+            <w:tcMar>
+              <w:top w:w="80" w:type="dxa"/>
+              <w:left w:w="120" w:type="dxa"/>
+              <w:bottom w:w="80" w:type="dxa"/>
+              <w:right w:w="120" w:type="dxa"/>
+            </w:tcMar>
+            <w:vAlign w:val="center"/>
+          </w:tcPr>
+          <w:p>
+            <w:proofErr w:type="spellStart"/>
+            <w:r>
+              <w:rPr>
+                <w:color w:val="000000"/>
+                <w:sz w:val="20"/>
+                <w:szCs w:val="20"/>
+              </w:rPr>
+              <w:t>ReasonForDeviation</w:t>
+            </w:r>
+            <w:proofErr w:type="spellEnd"/>
+          </w:p>
+        </w:tc>
+        <w:tc>
+          <w:tcPr>
+            <w:tcW w:w="2200" w:type="dxa"/>
+            <w:tcBorders>
+              <w:top w:val="single" w:sz="2" w:space="0" w:color="BFBFBF"/>
+              <w:left w:val="single" w:sz="2" w:space="0" w:color="BFBFBF"/>
+              <w:bottom w:val="single" w:sz="2" w:space="0" w:color="BFBFBF"/>
+              <w:right w:val="single" w:sz="2" w:space="0" w:color="BFBFBF"/>
+            </w:tcBorders>
+            <w:tcMar>
+              <w:top w:w="80" w:type="dxa"/>
+              <w:left w:w="120" w:type="dxa"/>
+              <w:bottom w:w="80" w:type="dxa"/>
+              <w:right w:w="120" w:type="dxa"/>
+            </w:tcMar>
+            <w:vAlign w:val="center"/>
+          </w:tcPr>
+          <w:p>
+            <w:r>
+              <w:rPr>
+                <w:color w:val="000000"/>
+                <w:sz w:val="20"/>
+                <w:szCs w:val="20"/>
+              </w:rPr>
+              <w:t>Multiple lines of text</w:t>
+            </w:r>
+          </w:p>
+        </w:tc>
+        <w:tc>
+          <w:tcPr>
+            <w:tcW w:w="4860" w:type="dxa"/>
+            <w:tcBorders>
+              <w:top w:val="single" w:sz="2" w:space="0" w:color="BFBFBF"/>
+              <w:left w:val="single" w:sz="2" w:space="0" w:color="BFBFBF"/>
+              <w:bottom w:val="single" w:sz="2" w:space="0" w:color="BFBFBF"/>
+              <w:right w:val="single" w:sz="2" w:space="0" w:color="BFBFBF"/>
+            </w:tcBorders>
+            <w:tcMar>
+              <w:top w:w="80" w:type="dxa"/>
+              <w:left w:w="120" w:type="dxa"/>
+              <w:bottom w:w="80" w:type="dxa"/>
+              <w:right w:w="120" w:type="dxa"/>
+            </w:tcMar>
+            <w:vAlign w:val="center"/>
+          </w:tcPr>
+          <w:p>
+            <w:r>
+              <w:rPr>
+                <w:color w:val="000000"/>
+                <w:sz w:val="20"/>
+                <w:szCs w:val="20"/>
+              </w:rPr>
+              <w:t>Free-text reason when progress deviates from plan</w:t>
+            </w:r>
+          </w:p>
+        </w:tc>
+      </w:tr>
+      <w:tr>
+        <w:tblPrEx>
+          <w:tblCellMar>
+            <w:top w:w="0" w:type="dxa"/>
+            <w:bottom w:w="0" w:type="dxa"/>
+          </w:tblCellMar>
+        </w:tblPrEx>
+        <w:tc>
+          <w:tcPr>
+            <w:tcW w:w="2300" w:type="dxa"/>
+            <w:tcBorders>
+              <w:top w:val="single" w:sz="2" w:space="0" w:color="BFBFBF"/>
+              <w:left w:val="single" w:sz="2" w:space="0" w:color="BFBFBF"/>
+              <w:bottom w:val="single" w:sz="2" w:space="0" w:color="BFBFBF"/>
+              <w:right w:val="single" w:sz="2" w:space="0" w:color="BFBFBF"/>
+            </w:tcBorders>
+            <w:tcMar>
+              <w:top w:w="80" w:type="dxa"/>
+              <w:left w:w="120" w:type="dxa"/>
+              <w:bottom w:w="80" w:type="dxa"/>
+              <w:right w:w="120" w:type="dxa"/>
+            </w:tcMar>
+            <w:vAlign w:val="center"/>
+          </w:tcPr>
+          <w:p>
+            <w:proofErr w:type="spellStart"/>
+            <w:r>
+              <w:rPr>
+                <w:color w:val="000000"/>
+                <w:sz w:val="20"/>
+                <w:szCs w:val="20"/>
+              </w:rPr>
+              <w:t>RemedialAction</w:t>
+            </w:r>
+            <w:proofErr w:type="spellEnd"/>
+          </w:p>
+        </w:tc>
+        <w:tc>
+          <w:tcPr>
+            <w:tcW w:w="2200" w:type="dxa"/>
+            <w:tcBorders>
+              <w:top w:val="single" w:sz="2" w:space="0" w:color="BFBFBF"/>
+              <w:left w:val="single" w:sz="2" w:space="0" w:color="BFBFBF"/>
+              <w:bottom w:val="single" w:sz="2" w:space="0" w:color="BFBFBF"/>
+              <w:right w:val="single" w:sz="2" w:space="0" w:color="BFBFBF"/>
+            </w:tcBorders>
+            <w:tcMar>
+              <w:top w:w="80" w:type="dxa"/>
+              <w:left w:w="120" w:type="dxa"/>
+              <w:bottom w:w="80" w:type="dxa"/>
+              <w:right w:w="120" w:type="dxa"/>
+            </w:tcMar>
+            <w:vAlign w:val="center"/>
+          </w:tcPr>
+          <w:p>
+            <w:r>
+              <w:rPr>
+                <w:color w:val="000000"/>
+                <w:sz w:val="20"/>
+                <w:szCs w:val="20"/>
+              </w:rPr>
+              <w:t>Multiple lines of text</w:t>
+            </w:r>
+          </w:p>
+        </w:tc>
+        <w:tc>
+          <w:tcPr>
+            <w:tcW w:w="4860" w:type="dxa"/>
+            <w:tcBorders>
+              <w:top w:val="single" w:sz="2" w:space="0" w:color="BFBFBF"/>
+              <w:left w:val="single" w:sz="2" w:space="0" w:color="BFBFBF"/>
+              <w:bottom w:val="single" w:sz="2" w:space="0" w:color="BFBFBF"/>
+              <w:right w:val="single" w:sz="2" w:space="0" w:color="BFBFBF"/>
+            </w:tcBorders>
+            <w:tcMar>
+              <w:top w:w="80" w:type="dxa"/>
+              <w:left w:w="120" w:type="dxa"/>
+              <w:bottom w:w="80" w:type="dxa"/>
+              <w:right w:w="120" w:type="dxa"/>
+            </w:tcMar>
+            <w:vAlign w:val="center"/>
+          </w:tcPr>
+          <w:p>
+            <w:r>
+              <w:rPr>
+                <w:color w:val="000000"/>
+                <w:sz w:val="20"/>
+                <w:szCs w:val="20"/>
+              </w:rPr>
+              <w:t>Corrective action taken/planned</w:t>
+            </w:r>
+          </w:p>
+        </w:tc>
+      </w:tr>
+      <w:tr>
+        <w:tblPrEx>
+          <w:tblCellMar>
+            <w:top w:w="0" w:type="dxa"/>
+            <w:bottom w:w="0" w:type="dxa"/>
+          </w:tblCellMar>
+        </w:tblPrEx>
+        <w:tc>
+          <w:tcPr>
+            <w:tcW w:w="2300" w:type="dxa"/>
+            <w:tcBorders>
+              <w:top w:val="single" w:sz="2" w:space="0" w:color="BFBFBF"/>
+              <w:left w:val="single" w:sz="2" w:space="0" w:color="BFBFBF"/>
+              <w:bottom w:val="single" w:sz="2" w:space="0" w:color="BFBFBF"/>
+              <w:right w:val="single" w:sz="2" w:space="0" w:color="BFBFBF"/>
+            </w:tcBorders>
+            <w:tcMar>
+              <w:top w:w="80" w:type="dxa"/>
+              <w:left w:w="120" w:type="dxa"/>
+              <w:bottom w:w="80" w:type="dxa"/>
+              <w:right w:w="120" w:type="dxa"/>
+            </w:tcMar>
+            <w:vAlign w:val="center"/>
+          </w:tcPr>
+          <w:p>
+            <w:proofErr w:type="spellStart"/>
+            <w:r>
+              <w:rPr>
+                <w:color w:val="000000"/>
+                <w:sz w:val="20"/>
+                <w:szCs w:val="20"/>
+              </w:rPr>
+              <w:t>Output</w:t>
+            </w:r>
+            <w:proofErr w:type="spellEnd"/>
+          </w:p>
+        </w:tc>
+        <w:tc>
+          <w:tcPr>
+            <w:tcW w:w="2200" w:type="dxa"/>
+            <w:tcBorders>
+              <w:top w:val="single" w:sz="2" w:space="0" w:color="BFBFBF"/>
+              <w:left w:val="single" w:sz="2" w:space="0" w:color="BFBFBF"/>
+              <w:bottom w:val="single" w:sz="2" w:space="0" w:color="BFBFBF"/>
+              <w:right w:val="single" w:sz="2" w:space="0" w:color="BFBFBF"/>
+            </w:tcBorders>
+            <w:tcMar>
+              <w:top w:w="80" w:type="dxa"/>
+              <w:left w:w="120" w:type="dxa"/>
+              <w:bottom w:w="80" w:type="dxa"/>
+              <w:right w:w="120" w:type="dxa"/>
+            </w:tcMar>
+            <w:vAlign w:val="center"/>
+          </w:tcPr>
+          <w:p>
+            <w:r>
+              <w:rPr>
+                <w:color w:val="000000"/>
+                <w:sz w:val="20"/>
+                <w:szCs w:val="20"/>
+              </w:rPr>
+              <w:t>Multiple lines of text</w:t>
+            </w:r>
+          </w:p>
+        </w:tc>
+        <w:tc>
+          <w:tcPr>
+            <w:tcW w:w="4860" w:type="dxa"/>
+            <w:tcBorders>
+              <w:top w:val="single" w:sz="2" w:space="0" w:color="BFBFBF"/>
+              <w:left w:val="single" w:sz="2" w:space="0" w:color="BFBFBF"/>
+              <w:bottom w:val="single" w:sz="2" w:space="0" w:color="BFBFBF"/>
+              <w:right w:val="single" w:sz="2" w:space="0" w:color="BFBFBF"/>
+            </w:tcBorders>
+            <w:tcMar>
+              <w:top w:w="80" w:type="dxa"/>
+              <w:left w:w="120" w:type="dxa"/>
+              <w:bottom w:w="80" w:type="dxa"/>
+              <w:right w:w="120" w:type="dxa"/>
+            </w:tcMar>
+            <w:vAlign w:val="center"/>
+          </w:tcPr>
+          <w:p>
+            <w:r>
+              <w:rPr>
+                <w:color w:val="000000"/>
+                <w:sz w:val="20"/>
+                <w:szCs w:val="20"/>
+              </w:rPr>
+              <w:t>Reported output / achievement narrative</w:t>
             </w:r>
           </w:p>
         </w:tc>
@@ -21876,7 +23633,7 @@
       </w:pPr>
       <w:bookmarkStart w:id="46" w:name="_Toc236383105"/>
       <w:r>
-        <w:t>4.10 List: Users</w:t>
+        <w:t>4.10 List: APP_Users</w:t>
       </w:r>
       <w:bookmarkEnd w:id="46"/>
     </w:p>
@@ -22062,7 +23819,7 @@
                 <w:sz w:val="20"/>
                 <w:szCs w:val="20"/>
               </w:rPr>
-              <w:t>Person</w:t>
+              <w:t>Single line text</w:t>
             </w:r>
           </w:p>
         </w:tc>
@@ -22090,7 +23847,7 @@
                 <w:sz w:val="20"/>
                 <w:szCs w:val="20"/>
               </w:rPr>
-              <w:t>Linked Entra ID account</w:t>
+              <w:t>Display name</w:t>
             </w:r>
           </w:p>
         </w:tc>
@@ -22111,23 +23868,22 @@
               <w:bottom w:val="single" w:sz="2" w:space="0" w:color="BFBFBF"/>
               <w:right w:val="single" w:sz="2" w:space="0" w:color="BFBFBF"/>
             </w:tcBorders>
-            <w:shd w:val="clear" w:color="auto" w:fill="F2F2F2"/>
-            <w:tcMar>
-              <w:top w:w="80" w:type="dxa"/>
-              <w:left w:w="120" w:type="dxa"/>
-              <w:bottom w:w="80" w:type="dxa"/>
-              <w:right w:w="120" w:type="dxa"/>
-            </w:tcMar>
-            <w:vAlign w:val="center"/>
-          </w:tcPr>
-          <w:p>
-            <w:r>
-              <w:rPr>
-                <w:color w:val="000000"/>
-                <w:sz w:val="20"/>
-                <w:szCs w:val="20"/>
-              </w:rPr>
-              <w:t>Role</w:t>
+            <w:tcMar>
+              <w:top w:w="80" w:type="dxa"/>
+              <w:left w:w="120" w:type="dxa"/>
+              <w:bottom w:w="80" w:type="dxa"/>
+              <w:right w:w="120" w:type="dxa"/>
+            </w:tcMar>
+            <w:vAlign w:val="center"/>
+          </w:tcPr>
+          <w:p>
+            <w:r>
+              <w:rPr>
+                <w:color w:val="000000"/>
+                <w:sz w:val="20"/>
+                <w:szCs w:val="20"/>
+              </w:rPr>
+              <w:t>UserAccount</w:t>
             </w:r>
           </w:p>
         </w:tc>
@@ -22140,23 +23896,22 @@
               <w:bottom w:val="single" w:sz="2" w:space="0" w:color="BFBFBF"/>
               <w:right w:val="single" w:sz="2" w:space="0" w:color="BFBFBF"/>
             </w:tcBorders>
-            <w:shd w:val="clear" w:color="auto" w:fill="F2F2F2"/>
-            <w:tcMar>
-              <w:top w:w="80" w:type="dxa"/>
-              <w:left w:w="120" w:type="dxa"/>
-              <w:bottom w:w="80" w:type="dxa"/>
-              <w:right w:w="120" w:type="dxa"/>
-            </w:tcMar>
-            <w:vAlign w:val="center"/>
-          </w:tcPr>
-          <w:p>
-            <w:r>
-              <w:rPr>
-                <w:color w:val="000000"/>
-                <w:sz w:val="20"/>
-                <w:szCs w:val="20"/>
-              </w:rPr>
-              <w:t>Choice</w:t>
+            <w:tcMar>
+              <w:top w:w="80" w:type="dxa"/>
+              <w:left w:w="120" w:type="dxa"/>
+              <w:bottom w:w="80" w:type="dxa"/>
+              <w:right w:w="120" w:type="dxa"/>
+            </w:tcMar>
+            <w:vAlign w:val="center"/>
+          </w:tcPr>
+          <w:p>
+            <w:r>
+              <w:rPr>
+                <w:color w:val="000000"/>
+                <w:sz w:val="20"/>
+                <w:szCs w:val="20"/>
+              </w:rPr>
+              <w:t>Person</w:t>
             </w:r>
           </w:p>
         </w:tc>
@@ -22169,41 +23924,22 @@
               <w:bottom w:val="single" w:sz="2" w:space="0" w:color="BFBFBF"/>
               <w:right w:val="single" w:sz="2" w:space="0" w:color="BFBFBF"/>
             </w:tcBorders>
-            <w:shd w:val="clear" w:color="auto" w:fill="F2F2F2"/>
-            <w:tcMar>
-              <w:top w:w="80" w:type="dxa"/>
-              <w:left w:w="120" w:type="dxa"/>
-              <w:bottom w:w="80" w:type="dxa"/>
-              <w:right w:w="120" w:type="dxa"/>
-            </w:tcMar>
-            <w:vAlign w:val="center"/>
-          </w:tcPr>
-          <w:p>
-            <w:r>
-              <w:rPr>
-                <w:color w:val="000000"/>
-                <w:sz w:val="20"/>
-                <w:szCs w:val="20"/>
-              </w:rPr>
-              <w:t xml:space="preserve">Administrator / </w:t>
-            </w:r>
-            <w:proofErr w:type="spellStart"/>
-            <w:r>
-              <w:rPr>
-                <w:color w:val="000000"/>
-                <w:sz w:val="20"/>
-                <w:szCs w:val="20"/>
-              </w:rPr>
-              <w:t>ProgrammeManager</w:t>
-            </w:r>
-            <w:proofErr w:type="spellEnd"/>
-            <w:r>
-              <w:rPr>
-                <w:color w:val="000000"/>
-                <w:sz w:val="20"/>
-                <w:szCs w:val="20"/>
-              </w:rPr>
-              <w:t xml:space="preserve"> / Supervisor / Contributor</w:t>
+            <w:tcMar>
+              <w:top w:w="80" w:type="dxa"/>
+              <w:left w:w="120" w:type="dxa"/>
+              <w:bottom w:w="80" w:type="dxa"/>
+              <w:right w:w="120" w:type="dxa"/>
+            </w:tcMar>
+            <w:vAlign w:val="center"/>
+          </w:tcPr>
+          <w:p>
+            <w:r>
+              <w:rPr>
+                <w:color w:val="000000"/>
+                <w:sz w:val="20"/>
+                <w:szCs w:val="20"/>
+              </w:rPr>
+              <w:t>Used in LookUp(APP_Users, UserAccount.Email = User().Email)</w:t>
             </w:r>
           </w:p>
         </w:tc>
@@ -22224,22 +23960,23 @@
               <w:bottom w:val="single" w:sz="2" w:space="0" w:color="BFBFBF"/>
               <w:right w:val="single" w:sz="2" w:space="0" w:color="BFBFBF"/>
             </w:tcBorders>
-            <w:tcMar>
-              <w:top w:w="80" w:type="dxa"/>
-              <w:left w:w="120" w:type="dxa"/>
-              <w:bottom w:w="80" w:type="dxa"/>
-              <w:right w:w="120" w:type="dxa"/>
-            </w:tcMar>
-            <w:vAlign w:val="center"/>
-          </w:tcPr>
-          <w:p>
-            <w:r>
-              <w:rPr>
-                <w:color w:val="000000"/>
-                <w:sz w:val="20"/>
-                <w:szCs w:val="20"/>
-              </w:rPr>
-              <w:t>Programme</w:t>
+            <w:shd w:val="clear" w:color="auto" w:fill="F2F2F2"/>
+            <w:tcMar>
+              <w:top w:w="80" w:type="dxa"/>
+              <w:left w:w="120" w:type="dxa"/>
+              <w:bottom w:w="80" w:type="dxa"/>
+              <w:right w:w="120" w:type="dxa"/>
+            </w:tcMar>
+            <w:vAlign w:val="center"/>
+          </w:tcPr>
+          <w:p>
+            <w:r>
+              <w:rPr>
+                <w:color w:val="000000"/>
+                <w:sz w:val="20"/>
+                <w:szCs w:val="20"/>
+              </w:rPr>
+              <w:t>Role</w:t>
             </w:r>
           </w:p>
         </w:tc>
@@ -22252,22 +23989,23 @@
               <w:bottom w:val="single" w:sz="2" w:space="0" w:color="BFBFBF"/>
               <w:right w:val="single" w:sz="2" w:space="0" w:color="BFBFBF"/>
             </w:tcBorders>
-            <w:tcMar>
-              <w:top w:w="80" w:type="dxa"/>
-              <w:left w:w="120" w:type="dxa"/>
-              <w:bottom w:w="80" w:type="dxa"/>
-              <w:right w:w="120" w:type="dxa"/>
-            </w:tcMar>
-            <w:vAlign w:val="center"/>
-          </w:tcPr>
-          <w:p>
-            <w:r>
-              <w:rPr>
-                <w:color w:val="000000"/>
-                <w:sz w:val="20"/>
-                <w:szCs w:val="20"/>
-              </w:rPr>
-              <w:t>Lookup (Programmes)</w:t>
+            <w:shd w:val="clear" w:color="auto" w:fill="F2F2F2"/>
+            <w:tcMar>
+              <w:top w:w="80" w:type="dxa"/>
+              <w:left w:w="120" w:type="dxa"/>
+              <w:bottom w:w="80" w:type="dxa"/>
+              <w:right w:w="120" w:type="dxa"/>
+            </w:tcMar>
+            <w:vAlign w:val="center"/>
+          </w:tcPr>
+          <w:p>
+            <w:r>
+              <w:rPr>
+                <w:color w:val="000000"/>
+                <w:sz w:val="20"/>
+                <w:szCs w:val="20"/>
+              </w:rPr>
+              <w:t>Choice</w:t>
             </w:r>
           </w:p>
         </w:tc>
@@ -22280,23 +24018,26 @@
               <w:bottom w:val="single" w:sz="2" w:space="0" w:color="BFBFBF"/>
               <w:right w:val="single" w:sz="2" w:space="0" w:color="BFBFBF"/>
             </w:tcBorders>
-            <w:tcMar>
-              <w:top w:w="80" w:type="dxa"/>
-              <w:left w:w="120" w:type="dxa"/>
-              <w:bottom w:w="80" w:type="dxa"/>
-              <w:right w:w="120" w:type="dxa"/>
-            </w:tcMar>
-            <w:vAlign w:val="center"/>
-          </w:tcPr>
-          <w:p>
-            <w:r>
-              <w:rPr>
-                <w:color w:val="000000"/>
-                <w:sz w:val="20"/>
-                <w:szCs w:val="20"/>
-              </w:rPr>
-              <w:t>Scope for Programme Manager / Supervisor</w:t>
-            </w:r>
+            <w:shd w:val="clear" w:color="auto" w:fill="F2F2F2"/>
+            <w:tcMar>
+              <w:top w:w="80" w:type="dxa"/>
+              <w:left w:w="120" w:type="dxa"/>
+              <w:bottom w:w="80" w:type="dxa"/>
+              <w:right w:w="120" w:type="dxa"/>
+            </w:tcMar>
+            <w:vAlign w:val="center"/>
+          </w:tcPr>
+          <w:p>
+            <w:r>
+              <w:rPr>
+                <w:color w:val="000000"/>
+                <w:sz w:val="20"/>
+                <w:szCs w:val="20"/>
+              </w:rPr>
+              <w:t>Administrator / ProgrammeManager / Supervisor / Contributor / DeputyDirectorME</w:t>
+            </w:r>
+            <w:proofErr w:type="spellStart"/>
+            <w:proofErr w:type="spellEnd"/>
           </w:p>
         </w:tc>
       </w:tr>
@@ -22316,6 +24057,190 @@
               <w:bottom w:val="single" w:sz="2" w:space="0" w:color="BFBFBF"/>
               <w:right w:val="single" w:sz="2" w:space="0" w:color="BFBFBF"/>
             </w:tcBorders>
+            <w:tcMar>
+              <w:top w:w="80" w:type="dxa"/>
+              <w:left w:w="120" w:type="dxa"/>
+              <w:bottom w:w="80" w:type="dxa"/>
+              <w:right w:w="120" w:type="dxa"/>
+            </w:tcMar>
+            <w:vAlign w:val="center"/>
+          </w:tcPr>
+          <w:p>
+            <w:r>
+              <w:rPr>
+                <w:color w:val="000000"/>
+                <w:sz w:val="20"/>
+                <w:szCs w:val="20"/>
+              </w:rPr>
+              <w:t>Programme</w:t>
+            </w:r>
+          </w:p>
+        </w:tc>
+        <w:tc>
+          <w:tcPr>
+            <w:tcW w:w="2200" w:type="dxa"/>
+            <w:tcBorders>
+              <w:top w:val="single" w:sz="2" w:space="0" w:color="BFBFBF"/>
+              <w:left w:val="single" w:sz="2" w:space="0" w:color="BFBFBF"/>
+              <w:bottom w:val="single" w:sz="2" w:space="0" w:color="BFBFBF"/>
+              <w:right w:val="single" w:sz="2" w:space="0" w:color="BFBFBF"/>
+            </w:tcBorders>
+            <w:tcMar>
+              <w:top w:w="80" w:type="dxa"/>
+              <w:left w:w="120" w:type="dxa"/>
+              <w:bottom w:w="80" w:type="dxa"/>
+              <w:right w:w="120" w:type="dxa"/>
+            </w:tcMar>
+            <w:vAlign w:val="center"/>
+          </w:tcPr>
+          <w:p>
+            <w:r>
+              <w:rPr>
+                <w:color w:val="000000"/>
+                <w:sz w:val="20"/>
+                <w:szCs w:val="20"/>
+              </w:rPr>
+              <w:t>Single line text</w:t>
+            </w:r>
+          </w:p>
+        </w:tc>
+        <w:tc>
+          <w:tcPr>
+            <w:tcW w:w="4860" w:type="dxa"/>
+            <w:tcBorders>
+              <w:top w:val="single" w:sz="2" w:space="0" w:color="BFBFBF"/>
+              <w:left w:val="single" w:sz="2" w:space="0" w:color="BFBFBF"/>
+              <w:bottom w:val="single" w:sz="2" w:space="0" w:color="BFBFBF"/>
+              <w:right w:val="single" w:sz="2" w:space="0" w:color="BFBFBF"/>
+            </w:tcBorders>
+            <w:tcMar>
+              <w:top w:w="80" w:type="dxa"/>
+              <w:left w:w="120" w:type="dxa"/>
+              <w:bottom w:w="80" w:type="dxa"/>
+              <w:right w:w="120" w:type="dxa"/>
+            </w:tcMar>
+            <w:vAlign w:val="center"/>
+          </w:tcPr>
+          <w:p>
+            <w:r>
+              <w:rPr>
+                <w:color w:val="000000"/>
+                <w:sz w:val="20"/>
+                <w:szCs w:val="20"/>
+              </w:rPr>
+              <w:t>Scope for Programme Manager / Supervisor (text, matches Programmes.Title)</w:t>
+            </w:r>
+          </w:p>
+        </w:tc>
+      </w:tr>
+      <w:tr>
+        <w:tblPrEx>
+          <w:tblCellMar>
+            <w:top w:w="0" w:type="dxa"/>
+            <w:bottom w:w="0" w:type="dxa"/>
+          </w:tblCellMar>
+        </w:tblPrEx>
+        <w:tc>
+          <w:tcPr>
+            <w:tcW w:w="2300" w:type="dxa"/>
+            <w:tcBorders>
+              <w:top w:val="single" w:sz="2" w:space="0" w:color="BFBFBF"/>
+              <w:left w:val="single" w:sz="2" w:space="0" w:color="BFBFBF"/>
+              <w:bottom w:val="single" w:sz="2" w:space="0" w:color="BFBFBF"/>
+              <w:right w:val="single" w:sz="2" w:space="0" w:color="BFBFBF"/>
+            </w:tcBorders>
+            <w:tcMar>
+              <w:top w:w="80" w:type="dxa"/>
+              <w:left w:w="120" w:type="dxa"/>
+              <w:bottom w:w="80" w:type="dxa"/>
+              <w:right w:w="120" w:type="dxa"/>
+            </w:tcMar>
+            <w:vAlign w:val="center"/>
+          </w:tcPr>
+          <w:p>
+            <w:r>
+              <w:rPr>
+                <w:color w:val="000000"/>
+                <w:sz w:val="20"/>
+                <w:szCs w:val="20"/>
+              </w:rPr>
+              <w:t>Directorate (+ Directorate: DirectorateID)</w:t>
+            </w:r>
+          </w:p>
+        </w:tc>
+        <w:tc>
+          <w:tcPr>
+            <w:tcW w:w="2200" w:type="dxa"/>
+            <w:tcBorders>
+              <w:top w:val="single" w:sz="2" w:space="0" w:color="BFBFBF"/>
+              <w:left w:val="single" w:sz="2" w:space="0" w:color="BFBFBF"/>
+              <w:bottom w:val="single" w:sz="2" w:space="0" w:color="BFBFBF"/>
+              <w:right w:val="single" w:sz="2" w:space="0" w:color="BFBFBF"/>
+            </w:tcBorders>
+            <w:tcMar>
+              <w:top w:w="80" w:type="dxa"/>
+              <w:left w:w="120" w:type="dxa"/>
+              <w:bottom w:w="80" w:type="dxa"/>
+              <w:right w:w="120" w:type="dxa"/>
+            </w:tcMar>
+            <w:vAlign w:val="center"/>
+          </w:tcPr>
+          <w:p>
+            <w:r>
+              <w:rPr>
+                <w:color w:val="000000"/>
+                <w:sz w:val="20"/>
+                <w:szCs w:val="20"/>
+              </w:rPr>
+              <w:t>Lookup (Directorates)</w:t>
+            </w:r>
+          </w:p>
+        </w:tc>
+        <w:tc>
+          <w:tcPr>
+            <w:tcW w:w="4860" w:type="dxa"/>
+            <w:tcBorders>
+              <w:top w:val="single" w:sz="2" w:space="0" w:color="BFBFBF"/>
+              <w:left w:val="single" w:sz="2" w:space="0" w:color="BFBFBF"/>
+              <w:bottom w:val="single" w:sz="2" w:space="0" w:color="BFBFBF"/>
+              <w:right w:val="single" w:sz="2" w:space="0" w:color="BFBFBF"/>
+            </w:tcBorders>
+            <w:tcMar>
+              <w:top w:w="80" w:type="dxa"/>
+              <w:left w:w="120" w:type="dxa"/>
+              <w:bottom w:w="80" w:type="dxa"/>
+              <w:right w:w="120" w:type="dxa"/>
+            </w:tcMar>
+            <w:vAlign w:val="center"/>
+          </w:tcPr>
+          <w:p>
+            <w:r>
+              <w:rPr>
+                <w:color w:val="000000"/>
+                <w:sz w:val="20"/>
+                <w:szCs w:val="20"/>
+              </w:rPr>
+              <w:t>Directorate code; 'Directorate: DirectorateID' projection</w:t>
+            </w:r>
+          </w:p>
+        </w:tc>
+      </w:tr>
+      <w:tr>
+        <w:tblPrEx>
+          <w:tblCellMar>
+            <w:top w:w="0" w:type="dxa"/>
+            <w:bottom w:w="0" w:type="dxa"/>
+          </w:tblCellMar>
+        </w:tblPrEx>
+        <w:tc>
+          <w:tcPr>
+            <w:tcW w:w="2300" w:type="dxa"/>
+            <w:tcBorders>
+              <w:top w:val="single" w:sz="2" w:space="0" w:color="BFBFBF"/>
+              <w:left w:val="single" w:sz="2" w:space="0" w:color="BFBFBF"/>
+              <w:bottom w:val="single" w:sz="2" w:space="0" w:color="BFBFBF"/>
+              <w:right w:val="single" w:sz="2" w:space="0" w:color="BFBFBF"/>
+            </w:tcBorders>
             <w:shd w:val="clear" w:color="auto" w:fill="F2F2F2"/>
             <w:tcMar>
               <w:top w:w="80" w:type="dxa"/>
@@ -22544,7 +24469,7 @@
         <w:pStyle w:val="CodeBlock"/>
       </w:pPr>
       <w:r>
-        <w:t>Users (Programme lookup) -------&gt; (1) Programmes   [scopes a Supervisor/Programme Manager]</w:t>
+        <w:t>APP_Users (Directorate lookup) -------&gt; (1) Directorates   [scopes Supervisor/Programme Manager]</w:t>
       </w:r>
     </w:p>
     <w:p>
@@ -27235,48 +29160,24 @@
         <w:pStyle w:val="CodeBlock"/>
       </w:pPr>
       <w:r>
-        <w:t xml:space="preserve">      </w:t>
+        <w:t xml:space="preserve">      PlannedAct: txtPlanned.Text,</w:t>
       </w:r>
       <w:proofErr w:type="spellStart"/>
-      <w:r>
-        <w:t>PlannedActivity</w:t>
-      </w:r>
       <w:proofErr w:type="spellEnd"/>
-      <w:r>
-        <w:t xml:space="preserve">: </w:t>
-      </w:r>
       <w:proofErr w:type="spellStart"/>
-      <w:r>
-        <w:t>txtPlanned.Text</w:t>
-      </w:r>
       <w:proofErr w:type="spellEnd"/>
-      <w:r>
-        <w:t>,</w:t>
-      </w:r>
     </w:p>
     <w:p>
       <w:pPr>
         <w:pStyle w:val="CodeBlock"/>
       </w:pPr>
       <w:r>
-        <w:t xml:space="preserve">      </w:t>
+        <w:t xml:space="preserve">      Output: txtProgress.Text,</w:t>
       </w:r>
       <w:proofErr w:type="spellStart"/>
-      <w:r>
-        <w:t>ProgressNarrative</w:t>
-      </w:r>
       <w:proofErr w:type="spellEnd"/>
-      <w:r>
-        <w:t xml:space="preserve">: </w:t>
-      </w:r>
       <w:proofErr w:type="spellStart"/>
-      <w:r>
-        <w:t>txtProgress.Text</w:t>
-      </w:r>
       <w:proofErr w:type="spellEnd"/>
-      <w:r>
-        <w:t>,</w:t>
-      </w:r>
     </w:p>
     <w:p>
       <w:pPr>
@@ -28370,40 +30271,16 @@
         <w:pStyle w:val="CodeBlock"/>
       </w:pPr>
       <w:r>
-        <w:t xml:space="preserve">  Search(</w:t>
+        <w:t xml:space="preserve">  Search(MonthlyReports, txtSearchBox.Text, "PlannedAct", "Output"),</w:t>
       </w:r>
       <w:proofErr w:type="spellStart"/>
-      <w:r>
-        <w:t>MonthlyReports</w:t>
-      </w:r>
       <w:proofErr w:type="spellEnd"/>
-      <w:r>
-        <w:t xml:space="preserve">, </w:t>
-      </w:r>
       <w:proofErr w:type="spellStart"/>
-      <w:r>
-        <w:t>txtSearchBox.Text</w:t>
-      </w:r>
       <w:proofErr w:type="spellEnd"/>
-      <w:r>
-        <w:t>, "</w:t>
-      </w:r>
       <w:proofErr w:type="spellStart"/>
-      <w:r>
-        <w:t>PlannedActivity</w:t>
-      </w:r>
       <w:proofErr w:type="spellEnd"/>
-      <w:r>
-        <w:t>", "</w:t>
-      </w:r>
       <w:proofErr w:type="spellStart"/>
-      <w:r>
-        <w:t>ProgressNarrative</w:t>
-      </w:r>
       <w:proofErr w:type="spellEnd"/>
-      <w:r>
-        <w:t>"),</w:t>
-      </w:r>
     </w:p>
     <w:p>
       <w:pPr>
